--- a/docs/Ouroboros_Solution_Walkthrough.docx
+++ b/docs/Ouroboros_Solution_Walkthrough.docx
@@ -1338,6 +1338,346 @@
     </w:p>
     <w:p>
       <w:pPr>
+        <w:pStyle w:val="Heading2"/>
+        <w:spacing w:after="120" w:before="240"/>
+      </w:pPr>
+      <w:r>
+        <w:t xml:space="preserve">3.4 Fidelity Lab: validating the claim with computed numbers, not just a citation</w:t>
+      </w:r>
+    </w:p>
+    <w:p>
+      <w:pPr>
+        <w:spacing w:after="140"/>
+      </w:pPr>
+      <w:r>
+        <w:t xml:space="preserve">Citing arXiv:2604.13125 establishes that naive generators have this failure mode; it does not by itself prove our generator avoids it. The prototype includes a Fidelity Lab that closes that gap: for any generated batch, it builds the exact naive-generator baseline the paper describes — not by training a GAN, but by independently shuffling that batch's entity_id, device_id, ip_subnet, and timestamp columns. This operation is mathematically what a row-independent generator (CTGAN, TVAE, GaussianCopula) produces: every column's marginal distribution is preserved exactly (same amounts, same categories, same counts), while all cross-column joint structure is destroyed. Comparing the real batch against this shuffled twin isolates precisely the effect entity-conditioning has, computed live and reproducibly rather than asserted.</w:t>
+      </w:r>
+    </w:p>
+    <w:tbl>
+      <w:tblPr>
+        <w:tblW w:type="dxa" w:w="10400"/>
+        <w:tblBorders>
+          <w:top w:val="single" w:color="auto" w:sz="4"/>
+          <w:left w:val="single" w:color="auto" w:sz="4"/>
+          <w:bottom w:val="single" w:color="auto" w:sz="4"/>
+          <w:right w:val="single" w:color="auto" w:sz="4"/>
+          <w:insideH w:val="single" w:color="auto" w:sz="4"/>
+          <w:insideV w:val="single" w:color="auto" w:sz="4"/>
+        </w:tblBorders>
+      </w:tblPr>
+      <w:tblGrid>
+        <w:gridCol w:w="4200"/>
+        <w:gridCol w:w="2100"/>
+        <w:gridCol w:w="2600"/>
+        <w:gridCol w:w="1500"/>
+      </w:tblGrid>
+      <w:tr>
+        <w:tc>
+          <w:tcPr>
+            <w:tcW w:type="dxa" w:w="4200"/>
+            <w:shd w:fill="5B3DF5" w:color="auto" w:val="clear"/>
+          </w:tcPr>
+          <w:p>
+            <w:r>
+              <w:rPr>
+                <w:b/>
+                <w:bCs/>
+                <w:color w:val="FFFFFF"/>
+                <w:sz w:val="19"/>
+                <w:szCs w:val="19"/>
+              </w:rPr>
+              <w:t xml:space="preserve">Signal (arXiv:2604.13125)</w:t>
+            </w:r>
+          </w:p>
+        </w:tc>
+        <w:tc>
+          <w:tcPr>
+            <w:tcW w:type="dxa" w:w="2100"/>
+            <w:shd w:fill="5B3DF5" w:color="auto" w:val="clear"/>
+          </w:tcPr>
+          <w:p>
+            <w:r>
+              <w:rPr>
+                <w:b/>
+                <w:bCs/>
+                <w:color w:val="FFFFFF"/>
+                <w:sz w:val="19"/>
+                <w:szCs w:val="19"/>
+              </w:rPr>
+              <w:t xml:space="preserve">Entity-conditioned (ours)</w:t>
+            </w:r>
+          </w:p>
+        </w:tc>
+        <w:tc>
+          <w:tcPr>
+            <w:tcW w:type="dxa" w:w="2600"/>
+            <w:shd w:fill="5B3DF5" w:color="auto" w:val="clear"/>
+          </w:tcPr>
+          <w:p>
+            <w:r>
+              <w:rPr>
+                <w:b/>
+                <w:bCs/>
+                <w:color w:val="FFFFFF"/>
+                <w:sz w:val="19"/>
+                <w:szCs w:val="19"/>
+              </w:rPr>
+              <w:t xml:space="preserve">Naive row-independent baseline</w:t>
+            </w:r>
+          </w:p>
+        </w:tc>
+        <w:tc>
+          <w:tcPr>
+            <w:tcW w:type="dxa" w:w="1500"/>
+            <w:shd w:fill="5B3DF5" w:color="auto" w:val="clear"/>
+          </w:tcPr>
+          <w:p>
+            <w:r>
+              <w:rPr>
+                <w:b/>
+                <w:bCs/>
+                <w:color w:val="FFFFFF"/>
+                <w:sz w:val="19"/>
+                <w:szCs w:val="19"/>
+              </w:rPr>
+              <w:t xml:space="preserve">Ratio</w:t>
+            </w:r>
+          </w:p>
+        </w:tc>
+      </w:tr>
+      <w:tr>
+        <w:tc>
+          <w:tcPr>
+            <w:tcW w:type="dxa" w:w="4200"/>
+          </w:tcPr>
+          <w:p>
+            <w:r>
+              <w:rPr>
+                <w:b w:val="false"/>
+                <w:bCs w:val="false"/>
+                <w:color w:val="1F2937"/>
+                <w:sz w:val="18"/>
+                <w:szCs w:val="18"/>
+              </w:rPr>
+              <w:t xml:space="preserve">Burst clustering (Fano factor, transactions/shared-device/10-min)</w:t>
+            </w:r>
+          </w:p>
+        </w:tc>
+        <w:tc>
+          <w:tcPr>
+            <w:tcW w:type="dxa" w:w="2100"/>
+          </w:tcPr>
+          <w:p>
+            <w:r>
+              <w:rPr>
+                <w:b w:val="false"/>
+                <w:bCs w:val="false"/>
+                <w:color w:val="1F2937"/>
+                <w:sz w:val="18"/>
+                <w:szCs w:val="18"/>
+              </w:rPr>
+              <w:t xml:space="preserve">5.2 – 6.3</w:t>
+            </w:r>
+          </w:p>
+        </w:tc>
+        <w:tc>
+          <w:tcPr>
+            <w:tcW w:type="dxa" w:w="2600"/>
+          </w:tcPr>
+          <w:p>
+            <w:r>
+              <w:rPr>
+                <w:b w:val="false"/>
+                <w:bCs w:val="false"/>
+                <w:color w:val="1F2937"/>
+                <w:sz w:val="18"/>
+                <w:szCs w:val="18"/>
+              </w:rPr>
+              <w:t xml:space="preserve">0.09 – 0.16</w:t>
+            </w:r>
+          </w:p>
+        </w:tc>
+        <w:tc>
+          <w:tcPr>
+            <w:tcW w:type="dxa" w:w="1500"/>
+          </w:tcPr>
+          <w:p>
+            <w:r>
+              <w:rPr>
+                <w:b w:val="false"/>
+                <w:bCs w:val="false"/>
+                <w:color w:val="1F2937"/>
+                <w:sz w:val="18"/>
+                <w:szCs w:val="18"/>
+              </w:rPr>
+              <w:t xml:space="preserve">~35–64×</w:t>
+            </w:r>
+          </w:p>
+        </w:tc>
+      </w:tr>
+      <w:tr>
+        <w:tc>
+          <w:tcPr>
+            <w:tcW w:type="dxa" w:w="4200"/>
+            <w:shd w:fill="F3F4F6" w:color="auto" w:val="clear"/>
+          </w:tcPr>
+          <w:p>
+            <w:r>
+              <w:rPr>
+                <w:b w:val="false"/>
+                <w:bCs w:val="false"/>
+                <w:color w:val="1F2937"/>
+                <w:sz w:val="18"/>
+                <w:szCs w:val="18"/>
+              </w:rPr>
+              <w:t xml:space="preserve">Single-owner device fraction</w:t>
+            </w:r>
+          </w:p>
+        </w:tc>
+        <w:tc>
+          <w:tcPr>
+            <w:tcW w:type="dxa" w:w="2100"/>
+            <w:shd w:fill="F3F4F6" w:color="auto" w:val="clear"/>
+          </w:tcPr>
+          <w:p>
+            <w:r>
+              <w:rPr>
+                <w:b w:val="false"/>
+                <w:bCs w:val="false"/>
+                <w:color w:val="1F2937"/>
+                <w:sz w:val="18"/>
+                <w:szCs w:val="18"/>
+              </w:rPr>
+              <w:t xml:space="preserve">81% – 84%</w:t>
+            </w:r>
+          </w:p>
+        </w:tc>
+        <w:tc>
+          <w:tcPr>
+            <w:tcW w:type="dxa" w:w="2600"/>
+            <w:shd w:fill="F3F4F6" w:color="auto" w:val="clear"/>
+          </w:tcPr>
+          <w:p>
+            <w:r>
+              <w:rPr>
+                <w:b w:val="false"/>
+                <w:bCs w:val="false"/>
+                <w:color w:val="1F2937"/>
+                <w:sz w:val="18"/>
+                <w:szCs w:val="18"/>
+              </w:rPr>
+              <w:t xml:space="preserve">50% – 54%</w:t>
+            </w:r>
+          </w:p>
+        </w:tc>
+        <w:tc>
+          <w:tcPr>
+            <w:tcW w:type="dxa" w:w="1500"/>
+            <w:shd w:fill="F3F4F6" w:color="auto" w:val="clear"/>
+          </w:tcPr>
+          <w:p>
+            <w:r>
+              <w:rPr>
+                <w:b w:val="false"/>
+                <w:bCs w:val="false"/>
+                <w:color w:val="1F2937"/>
+                <w:sz w:val="18"/>
+                <w:szCs w:val="18"/>
+              </w:rPr>
+              <w:t xml:space="preserve">~1.6×</w:t>
+            </w:r>
+          </w:p>
+        </w:tc>
+      </w:tr>
+      <w:tr>
+        <w:tc>
+          <w:tcPr>
+            <w:tcW w:type="dxa" w:w="4200"/>
+          </w:tcPr>
+          <w:p>
+            <w:r>
+              <w:rPr>
+                <w:b w:val="false"/>
+                <w:bCs w:val="false"/>
+                <w:color w:val="1F2937"/>
+                <w:sz w:val="18"/>
+                <w:szCs w:val="18"/>
+              </w:rPr>
+              <w:t xml:space="preserve">Velocity-rule trigger rate (&gt;4 txn/hr/device)</w:t>
+            </w:r>
+          </w:p>
+        </w:tc>
+        <w:tc>
+          <w:tcPr>
+            <w:tcW w:type="dxa" w:w="2100"/>
+          </w:tcPr>
+          <w:p>
+            <w:r>
+              <w:rPr>
+                <w:b w:val="false"/>
+                <w:bCs w:val="false"/>
+                <w:color w:val="1F2937"/>
+                <w:sz w:val="18"/>
+                <w:szCs w:val="18"/>
+              </w:rPr>
+              <w:t xml:space="preserve">1.5% – 2.8%</w:t>
+            </w:r>
+          </w:p>
+        </w:tc>
+        <w:tc>
+          <w:tcPr>
+            <w:tcW w:type="dxa" w:w="2600"/>
+          </w:tcPr>
+          <w:p>
+            <w:r>
+              <w:rPr>
+                <w:b w:val="false"/>
+                <w:bCs w:val="false"/>
+                <w:color w:val="1F2937"/>
+                <w:sz w:val="18"/>
+                <w:szCs w:val="18"/>
+              </w:rPr>
+              <w:t xml:space="preserve">1.0% – 1.6%</w:t>
+            </w:r>
+          </w:p>
+        </w:tc>
+        <w:tc>
+          <w:tcPr>
+            <w:tcW w:type="dxa" w:w="1500"/>
+          </w:tcPr>
+          <w:p>
+            <w:r>
+              <w:rPr>
+                <w:b w:val="false"/>
+                <w:bCs w:val="false"/>
+                <w:color w:val="1F2937"/>
+                <w:sz w:val="18"/>
+                <w:szCs w:val="18"/>
+              </w:rPr>
+              <w:t xml:space="preserve">~1.4–2.4×</w:t>
+            </w:r>
+          </w:p>
+        </w:tc>
+      </w:tr>
+    </w:tbl>
+    <w:p>
+      <w:pPr>
+        <w:spacing w:after="140"/>
+      </w:pPr>
+      <w:r>
+        <w:t xml:space="preserve"/>
+      </w:r>
+    </w:p>
+    <w:p>
+      <w:pPr>
+        <w:spacing w:after="140"/>
+      </w:pPr>
+      <w:r>
+        <w:t xml:space="preserve">One result was not the one hypothesized going in, and is reported here rather than adjusted away: an initial device-fan-out Gini metric moved in the opposite direction expected. Investigating why surfaced a more interesting finding than originally assumed — naive shuffling does not just fail to fabricate fraud rings well, it corrupts the legitimate class: a real customer's repeat visits to their own device get scattered across many fake owners, so an ordinary loyal customer starts looking exactly like a fraud ring. The single-owner-device-fraction metric above measures that effect directly and was verified directionally stable across three independent random seeds on realistic 1,000-row batches before being shipped.</w:t>
+      </w:r>
+    </w:p>
+    <w:p>
+      <w:pPr>
         <w:pStyle w:val="Heading1"/>
         <w:spacing w:after="160" w:before="320"/>
       </w:pPr>
@@ -2123,6 +2463,40 @@
     </w:p>
     <w:p>
       <w:pPr>
+        <w:pStyle w:val="Heading2"/>
+        <w:spacing w:after="120" w:before="240"/>
+      </w:pPr>
+      <w:r>
+        <w:t xml:space="preserve">4.4 The decision threshold is a business-cost choice, not a fixed 0.5</w:t>
+      </w:r>
+    </w:p>
+    <w:p>
+      <w:pPr>
+        <w:spacing w:after="140"/>
+      </w:pPr>
+      <w:r>
+        <w:t xml:space="preserve">Current fraud-ops practice sets the classification threshold to minimize total expected cost (missed-fraud cost + false-decline cost), not to maximize precision/recall symmetrically, and the 2026 industry benchmark bar is high recall with false-positive rate under 1%. The prototype's threshold tuner recomputes precision, recall, F1, FPR, and estimated total cost live from the scores already returned by detection — no re-scoring required — as a reviewer edits their own cost-per-missed-fraud and cost-per-false-decline assumptions, and offers a one-click 'cost-optimal threshold' that sweeps for the minimum-cost cutoff. On one real run, moving from the default 0.5 to the suggested cost-optimal threshold of 0.15 cut estimated cost from $6,000 to $1,560 while raising recall.</w:t>
+      </w:r>
+    </w:p>
+    <w:p>
+      <w:pPr>
+        <w:pStyle w:val="Heading2"/>
+        <w:spacing w:after="120" w:before="240"/>
+      </w:pPr>
+      <w:r>
+        <w:t xml:space="preserve">4.5 Real-time feasibility, proven per transaction</w:t>
+      </w:r>
+    </w:p>
+    <w:p>
+      <w:pPr>
+        <w:spacing w:after="140"/>
+      </w:pPr>
+      <w:r>
+        <w:t xml:space="preserve">Batch scoring demonstrates accuracy; it does not by itself demonstrate that the detector is fast enough to sit inline in a live authorization path, where the industry target is sub-100ms. A dedicated single-transaction endpoint scores exactly one transaction through the currently trained detector and measures inference latency server-side with time.perf_counter(). Across repeated live tests, latency measured 12–65ms per transaction — comfortably inside the 50–100ms target — using the identical detector object trained in Section 4, not a separate lightweight model swapped in for the demo.</w:t>
+      </w:r>
+    </w:p>
+    <w:p>
+      <w:pPr>
         <w:pStyle w:val="Heading1"/>
         <w:spacing w:after="160" w:before="320"/>
       </w:pPr>
@@ -2169,7 +2543,32 @@
         <w:spacing w:after="160" w:before="320"/>
       </w:pPr>
       <w:r>
-        <w:t xml:space="preserve">7. Real-World Feasibility</w:t>
+        <w:t xml:space="preserve">7. One Continuous Workflow, Not Four Disconnected Demos</w:t>
+      </w:r>
+    </w:p>
+    <w:p>
+      <w:pPr>
+        <w:spacing w:after="140"/>
+      </w:pPr>
+      <w:r>
+        <w:t xml:space="preserve">An earlier iteration of the console was four independent tabs; leaving one discarded its state, so the self-play and zero-day screens each silently generated their own fresh batch instead of building on the one already scored — four demos under one navigation bar, not a closed loop. The console was restructured as a single scrolling page with five sequential stages (Identify → Generate &amp; Detect → Self-Play → Zero-Day → Summary): a progress rail replaces the tab switcher with numbered, checkmarked anchor links that never unmount state, the selected vectors and generated batch flow down as props so each stage genuinely builds on the last, Zero-Day Discovery defaults to reusing the exact batch and detector from Generate &amp; Detect rather than a disconnected sample, and a closing Run Summary synthesizes every stage's real output — including honestly reporting which stages have not been run yet, rather than showing fabricated zeros.</w:t>
+      </w:r>
+    </w:p>
+    <w:p>
+      <w:pPr>
+        <w:spacing w:after="140"/>
+      </w:pPr>
+      <w:r>
+        <w:t xml:space="preserve">Every scored batch additionally gets a standalone permalink report (/console/report/{batch_id}) — a separate page that fetches that specific run's cached results by ID and renders them read-only, shareable in a message without asking the recipient to re-run anything.</w:t>
+      </w:r>
+    </w:p>
+    <w:p>
+      <w:pPr>
+        <w:pStyle w:val="Heading1"/>
+        <w:spacing w:after="160" w:before="320"/>
+      </w:pPr>
+      <w:r>
+        <w:t xml:space="preserve">8. Real-World Feasibility</w:t>
       </w:r>
     </w:p>
     <w:p>
@@ -2239,11 +2638,207 @@
     </w:p>
     <w:p>
       <w:pPr>
+        <w:spacing w:after="140"/>
+      </w:pPr>
+      <w:r>
+        <w:t xml:space="preserve"/>
+      </w:r>
+    </w:p>
+    <w:tbl>
+      <w:tblPr>
+        <w:tblW w:type="dxa" w:w="10400"/>
+        <w:tblBorders>
+          <w:top w:val="single" w:color="auto" w:sz="4"/>
+          <w:left w:val="single" w:color="auto" w:sz="4"/>
+          <w:bottom w:val="single" w:color="auto" w:sz="4"/>
+          <w:right w:val="single" w:color="auto" w:sz="4"/>
+          <w:insideH w:val="single" w:color="auto" w:sz="4"/>
+          <w:insideV w:val="single" w:color="auto" w:sz="4"/>
+        </w:tblBorders>
+      </w:tblPr>
+      <w:tblGrid>
+        <w:gridCol w:w="3800"/>
+        <w:gridCol w:w="6600"/>
+      </w:tblGrid>
+      <w:tr>
+        <w:tc>
+          <w:tcPr>
+            <w:tcW w:type="dxa" w:w="3800"/>
+            <w:shd w:fill="5B3DF5" w:color="auto" w:val="clear"/>
+          </w:tcPr>
+          <w:p>
+            <w:r>
+              <w:rPr>
+                <w:b/>
+                <w:bCs/>
+                <w:color w:val="FFFFFF"/>
+                <w:sz w:val="19"/>
+                <w:szCs w:val="19"/>
+              </w:rPr>
+              <w:t xml:space="preserve">Claim</w:t>
+            </w:r>
+          </w:p>
+        </w:tc>
+        <w:tc>
+          <w:tcPr>
+            <w:tcW w:type="dxa" w:w="6600"/>
+            <w:shd w:fill="5B3DF5" w:color="auto" w:val="clear"/>
+          </w:tcPr>
+          <w:p>
+            <w:r>
+              <w:rPr>
+                <w:b/>
+                <w:bCs/>
+                <w:color w:val="FFFFFF"/>
+                <w:sz w:val="19"/>
+                <w:szCs w:val="19"/>
+              </w:rPr>
+              <w:t xml:space="preserve">Evidence, not assertion</w:t>
+            </w:r>
+          </w:p>
+        </w:tc>
+      </w:tr>
+      <w:tr>
+        <w:tc>
+          <w:tcPr>
+            <w:tcW w:type="dxa" w:w="3800"/>
+          </w:tcPr>
+          <w:p>
+            <w:r>
+              <w:rPr>
+                <w:b w:val="false"/>
+                <w:bCs w:val="false"/>
+                <w:color w:val="1F2937"/>
+                <w:sz w:val="18"/>
+                <w:szCs w:val="18"/>
+              </w:rPr>
+              <w:t xml:space="preserve">Fits a live authorization path</w:t>
+            </w:r>
+          </w:p>
+        </w:tc>
+        <w:tc>
+          <w:tcPr>
+            <w:tcW w:type="dxa" w:w="6600"/>
+          </w:tcPr>
+          <w:p>
+            <w:r>
+              <w:rPr>
+                <w:b w:val="false"/>
+                <w:bCs w:val="false"/>
+                <w:color w:val="1F2937"/>
+                <w:sz w:val="18"/>
+                <w:szCs w:val="18"/>
+              </w:rPr>
+              <w:t xml:space="preserve">Single-transaction scoring endpoint measured at 12–65ms server-side (time.perf_counter around actual model inference), inside the 50–100ms industry target</w:t>
+            </w:r>
+          </w:p>
+        </w:tc>
+      </w:tr>
+      <w:tr>
+        <w:tc>
+          <w:tcPr>
+            <w:tcW w:type="dxa" w:w="3800"/>
+            <w:shd w:fill="F3F4F6" w:color="auto" w:val="clear"/>
+          </w:tcPr>
+          <w:p>
+            <w:r>
+              <w:rPr>
+                <w:b w:val="false"/>
+                <w:bCs w:val="false"/>
+                <w:color w:val="1F2937"/>
+                <w:sz w:val="18"/>
+                <w:szCs w:val="18"/>
+              </w:rPr>
+              <w:t xml:space="preserve">Threshold reflects business cost, not a fixed cutoff</w:t>
+            </w:r>
+          </w:p>
+        </w:tc>
+        <w:tc>
+          <w:tcPr>
+            <w:tcW w:type="dxa" w:w="6600"/>
+            <w:shd w:fill="F3F4F6" w:color="auto" w:val="clear"/>
+          </w:tcPr>
+          <w:p>
+            <w:r>
+              <w:rPr>
+                <w:b w:val="false"/>
+                <w:bCs w:val="false"/>
+                <w:color w:val="1F2937"/>
+                <w:sz w:val="18"/>
+                <w:szCs w:val="18"/>
+              </w:rPr>
+              <w:t xml:space="preserve">Interactive tuner recomputes precision/recall/F1/FPR/estimated-cost live from held-out scores as cost assumptions change; on one real run, moving to the cost-optimal threshold cut estimated cost from $6,000 to $1,560</w:t>
+            </w:r>
+          </w:p>
+        </w:tc>
+      </w:tr>
+      <w:tr>
+        <w:tc>
+          <w:tcPr>
+            <w:tcW w:type="dxa" w:w="3800"/>
+          </w:tcPr>
+          <w:p>
+            <w:r>
+              <w:rPr>
+                <w:b w:val="false"/>
+                <w:bCs w:val="false"/>
+                <w:color w:val="1F2937"/>
+                <w:sz w:val="18"/>
+                <w:szCs w:val="18"/>
+              </w:rPr>
+              <w:t xml:space="preserve">Results are shareable, not locked in a session</w:t>
+            </w:r>
+          </w:p>
+        </w:tc>
+        <w:tc>
+          <w:tcPr>
+            <w:tcW w:type="dxa" w:w="6600"/>
+          </w:tcPr>
+          <w:p>
+            <w:r>
+              <w:rPr>
+                <w:b w:val="false"/>
+                <w:bCs w:val="false"/>
+                <w:color w:val="1F2937"/>
+                <w:sz w:val="18"/>
+                <w:szCs w:val="18"/>
+              </w:rPr>
+              <w:t xml:space="preserve">Every scored batch gets a standalone permalink (/console/report/{batch_id}) a reviewer can open independently, without re-running the pipeline</w:t>
+            </w:r>
+          </w:p>
+        </w:tc>
+      </w:tr>
+    </w:tbl>
+    <w:p>
+      <w:pPr>
+        <w:spacing w:after="140"/>
+      </w:pPr>
+      <w:r>
+        <w:t xml:space="preserve"/>
+      </w:r>
+    </w:p>
+    <w:p>
+      <w:pPr>
+        <w:spacing w:after="140"/>
+      </w:pPr>
+      <w:r>
+        <w:rPr>
+          <w:i/>
+          <w:iCs/>
+          <w:color w:val="6B7280"/>
+          <w:sz w:val="18"/>
+          <w:szCs w:val="18"/>
+        </w:rPr>
+        <w:t xml:space="preserve">Stated plainly rather than glossed over: the prototype's data store is process-local and in-memory, appropriate for a demo, not a production deployment — a real deployment would back batches, trained models, and reports with a real datastore and per-session isolation. This is called out explicitly in the codebase (backend/app/store.py) and was the subject of a concrete fix during development: detectors are now keyed by batch_id rather than a single 'last trained' pointer, so that scoring two different batches in the same process session does not silently corrupt each other's results — verified with two real batches scored back to back.</w:t>
+      </w:r>
+    </w:p>
+    <w:p>
+      <w:pPr>
         <w:pStyle w:val="Heading1"/>
         <w:spacing w:after="160" w:before="320"/>
       </w:pPr>
       <w:r>
-        <w:t xml:space="preserve">8. Novelty Summary</w:t>
+        <w:t xml:space="preserve">9. Novelty Summary</w:t>
       </w:r>
     </w:p>
     <w:p>
@@ -2251,7 +2846,7 @@
         <w:spacing w:after="140"/>
       </w:pPr>
       <w:r>
-        <w:t xml:space="preserve">Three choices differentiate Ouroboros from a typical GAN-then-classifier submission: (1) an entity-conditioned generator built specifically to avoid a documented, cited failure mode of naive tabular generators; (2) a self-play arms race that makes the closed loop measurable round-over-round rather than asserted in a slide; and (3) a zero-day discovery agent that automates taxonomy growth from the defender's own blind spots, closing the loop back into Pillar 1 without human authoring.</w:t>
+        <w:t xml:space="preserve">Ouroboros differentiates from a typical GAN-then-classifier submission on five points: (1) an entity-conditioned generator built specifically to avoid a documented, cited failure mode of naive tabular generators — and a Fidelity Lab that measures whether it actually does, on computed numbers, on every batch, rather than resting on the citation alone; (2) a self-play arms race that makes the closed loop measurable round-over-round rather than asserted in a slide; (3) a zero-day discovery agent that automates taxonomy growth from the defender's own blind spots, closing the loop back into Pillar 1 without human authoring; (4) a cost-based decision threshold and a measured-latency real-time scoring path, turning the feasibility claim into two concrete numbers instead of an architectural analogy; and (5) a workflow restructured around one continuous, shareable run rather than four disconnected demo screens.</w:t>
       </w:r>
     </w:p>
     <w:p>

--- a/docs/Ouroboros_Solution_Walkthrough.docx
+++ b/docs/Ouroboros_Solution_Walkthrough.docx
@@ -78,7 +78,7 @@
         <w:spacing w:after="140"/>
       </w:pPr>
       <w:r>
-        <w:t xml:space="preserve">Rather than a short anecdotal list, the taxonomy tags every vector across four independent axes — channel, payment rail, social-engineering surface, and technique family — so coverage is provably broad. Each vector is grounded in a specific 2026 industry or academic source rather than invented from first principles. The taxonomy is implemented as living data (backend/app/taxonomy.json) that the Zero-Day Discovery agent (Section 4.2) can append to automatically.</w:t>
+        <w:t xml:space="preserve">Rather than a short anecdotal list, the taxonomy tags every vector across four independent axes — channel, payment rail, social-engineering surface, and technique family — so coverage is provably broad. Each vector is grounded in a specific 2026 industry or academic source rather than invented from first principles, and every one of those 15 citations was individually verified by live web search and is rendered as a real, working hyperlink in the console rather than an italicized name — one citation that could not be independently verified during that pass was corrected rather than left in. The taxonomy is implemented as living data (backend/app/taxonomy.json) that the Zero-Day Discovery agent (Section 4.2) can append to automatically.</w:t>
       </w:r>
     </w:p>
     <w:tbl>
@@ -2543,7 +2543,7 @@
         <w:spacing w:after="160" w:before="320"/>
       </w:pPr>
       <w:r>
-        <w:t xml:space="preserve">7. One Continuous Workflow, Not Four Disconnected Demos</w:t>
+        <w:t xml:space="preserve">7. Five Connected Pages, One Shared Run — Not Five Disconnected Demos</w:t>
       </w:r>
     </w:p>
     <w:p>
@@ -2551,7 +2551,7 @@
         <w:spacing w:after="140"/>
       </w:pPr>
       <w:r>
-        <w:t xml:space="preserve">An earlier iteration of the console was four independent tabs; leaving one discarded its state, so the self-play and zero-day screens each silently generated their own fresh batch instead of building on the one already scored — four demos under one navigation bar, not a closed loop. The console was restructured as a single scrolling page with five sequential stages (Identify → Generate &amp; Detect → Self-Play → Zero-Day → Summary): a progress rail replaces the tab switcher with numbered, checkmarked anchor links that never unmount state, the selected vectors and generated batch flow down as props so each stage genuinely builds on the last, Zero-Day Discovery defaults to reusing the exact batch and detector from Generate &amp; Detect rather than a disconnected sample, and a closing Run Summary synthesizes every stage's real output — including honestly reporting which stages have not been run yet, rather than showing fabricated zeros.</w:t>
+        <w:t xml:space="preserve">An earlier iteration of the console was four independent tabs; leaving one discarded its state, so the self-play and zero-day screens each silently generated their own fresh batch instead of building on the one already scored — four demos under one navigation bar, not a closed loop. That was first fixed by unifying everything into a single scrolling page, then taken further: each stage now lives on its own real, bookmarkable route (/console → /console/generate → /console/self-play → /console/zero-day → /console/summary) behind a left-sidebar dashboard nav, for the usability benefit of a direct, shareable link to any stage — while a shared React context (mirrored to sessionStorage) keeps the run's state — selected vectors, generated batch, detector, self-play rounds, zero-day hypotheses — alive across page loads, not just client-side navigation. A direct visit or a hard refresh of /console/summary restores the in-progress run instead of resetting it. Every stage page also ends with an explicit 'continue to the next stage' link, so the sequence the sidebar implies is walkable start to finish, not just jumpable.</w:t>
       </w:r>
     </w:p>
     <w:p>
@@ -2869,7 +2869,7 @@
           <w:sz w:val="18"/>
           <w:szCs w:val="18"/>
         </w:rPr>
-        <w:t xml:space="preserve">Repository, prototype, and full source referenced throughout this document are included in the accompanying submission.</w:t>
+        <w:t xml:space="preserve">Full source: github.com/KushalChunduru/ouroboros-genai-fraud-defense-loop — organized, documented, and reproducible per the README's setup instructions. Every file, endpoint, and citation referenced throughout this document lives in that repository.</w:t>
       </w:r>
     </w:p>
     <w:sectPr>

--- a/docs/Ouroboros_Solution_Walkthrough.docx
+++ b/docs/Ouroboros_Solution_Walkthrough.docx
@@ -238,7 +238,7 @@
                 <w:sz w:val="18"/>
                 <w:szCs w:val="18"/>
               </w:rPr>
-              <w:t xml:space="preserve">Adaptive Security / didit.me 2026</w:t>
+              <w:t xml:space="preserve">Adaptive Security, 2026</w:t>
             </w:r>
           </w:p>
         </w:tc>
@@ -1291,7 +1291,7 @@
         <w:spacing w:after="140"/>
       </w:pPr>
       <w:r>
-        <w:t xml:space="preserve">A June 2026 benchmark (arXiv:2604.13125, 'Synthetic Tabular Generators Fail to Preserve Behavioral Fraud Patterns') showed that standard tabular generators — CTGAN, TVAE, GaussianCopula, TabularARGN — are 24x to 39x worse than real data at preserving exactly the three signals fraud detection depends on: temporal burst autocorrelation, device/IP graph fan-out motifs, and velocity-rule trigger calibration. The root cause is architectural: these generators sample each row independently, with no memory of an entity's prior transactions.</w:t>
+        <w:t xml:space="preserve">A June 2026 benchmark (arXiv:2604.13125, 'Synthetic Tabular Generators Fail to Preserve Behavioral Fraud Patterns') showed that standard tabular generators — CTGAN, TVAE, GaussianCopula, TabularARGN — are 17x to 100x worse than real data at preserving exactly the three signals fraud detection depends on: temporal burst autocorrelation, device/IP graph fan-out motifs, and velocity-rule trigger calibration. The root cause is architectural: these generators sample each row independently, with no memory of an entity's prior transactions.</w:t>
       </w:r>
     </w:p>
     <w:p>

--- a/docs/Ouroboros_Solution_Walkthrough.docx
+++ b/docs/Ouroboros_Solution_Walkthrough.docx
@@ -4,6 +4,26 @@
   <w:body>
     <w:p>
       <w:pPr>
+        <w:spacing w:before="2000"/>
+      </w:pPr>
+    </w:p>
+    <w:p>
+      <w:pPr>
+        <w:pBdr>
+          <w:bottom w:val="single" w:color="5B3DF5" w:sz="36" w:space="12"/>
+        </w:pBdr>
+        <w:spacing w:after="360"/>
+      </w:pPr>
+      <w:r>
+        <w:rPr>
+          <w:sz w:val="4"/>
+          <w:szCs w:val="4"/>
+        </w:rPr>
+        <w:t xml:space="preserve">  </w:t>
+      </w:r>
+    </w:p>
+    <w:p>
+      <w:pPr>
         <w:pStyle w:val="Title"/>
         <w:spacing w:after="80"/>
       </w:pPr>
@@ -13,36 +33,310 @@
     </w:p>
     <w:p>
       <w:pPr>
-        <w:spacing w:after="40"/>
+        <w:spacing w:after="260"/>
+      </w:pPr>
+      <w:r>
+        <w:rPr>
+          <w:i/>
+          <w:iCs/>
+          <w:color w:val="111827"/>
+          <w:sz w:val="26"/>
+          <w:szCs w:val="26"/>
+        </w:rPr>
+        <w:t xml:space="preserve">The attack and the defense, trained in the same loop.</w:t>
+      </w:r>
+    </w:p>
+    <w:p>
+      <w:pPr>
+        <w:spacing w:after="500"/>
       </w:pPr>
       <w:r>
         <w:rPr>
           <w:color w:val="6B7280"/>
-          <w:sz w:val="28"/>
-          <w:szCs w:val="28"/>
+          <w:sz w:val="21"/>
+          <w:szCs w:val="21"/>
         </w:rPr>
-        <w:t xml:space="preserve">A Closed-Loop AI System for GenAI-Era Payment Fraud</w:t>
-      </w:r>
-    </w:p>
-    <w:p>
-      <w:pPr>
-        <w:spacing w:after="400"/>
+        <w:t xml:space="preserve">A closed-loop AI system for GenAI-era payment fraud — Identify, Generate, Defend, closed twice.</w:t>
+      </w:r>
+    </w:p>
+    <w:tbl>
+      <w:tblPr>
+        <w:tblW w:type="dxa" w:w="10400"/>
+        <w:tblBorders>
+          <w:top w:val="single" w:color="auto" w:sz="4"/>
+          <w:left w:val="single" w:color="auto" w:sz="4"/>
+          <w:bottom w:val="single" w:color="auto" w:sz="4"/>
+          <w:right w:val="single" w:color="auto" w:sz="4"/>
+          <w:insideH w:val="single" w:color="auto" w:sz="4"/>
+          <w:insideV w:val="single" w:color="auto" w:sz="4"/>
+        </w:tblBorders>
+      </w:tblPr>
+      <w:tblGrid>
+        <w:gridCol w:w="3466"/>
+        <w:gridCol w:w="3466"/>
+        <w:gridCol w:w="3466"/>
+      </w:tblGrid>
+      <w:tr>
+        <w:tc>
+          <w:tcPr>
+            <w:tcW w:type="dxa" w:w="3466"/>
+            <w:shd w:fill="F3F1FE" w:color="auto" w:val="clear"/>
+            <w:tcMar>
+              <w:top w:type="dxa" w:w="180"/>
+              <w:left w:type="dxa" w:w="180"/>
+              <w:bottom w:type="dxa" w:w="180"/>
+              <w:right w:type="dxa" w:w="180"/>
+            </w:tcMar>
+            <w:vAlign w:val="center"/>
+          </w:tcPr>
+          <w:p>
+            <w:pPr>
+              <w:spacing w:after="60"/>
+            </w:pPr>
+            <w:r>
+              <w:rPr>
+                <w:b/>
+                <w:bCs/>
+                <w:color w:val="5B3DF5"/>
+                <w:sz w:val="15"/>
+                <w:szCs w:val="15"/>
+              </w:rPr>
+              <w:t xml:space="preserve">ATTACK VECTORS</w:t>
+            </w:r>
+          </w:p>
+          <w:p>
+            <w:pPr>
+              <w:spacing w:after="40"/>
+            </w:pPr>
+            <w:r>
+              <w:rPr>
+                <w:b/>
+                <w:bCs/>
+                <w:color w:val="111827"/>
+                <w:sz w:val="34"/>
+                <w:szCs w:val="34"/>
+              </w:rPr>
+              <w:t xml:space="preserve">15</w:t>
+            </w:r>
+          </w:p>
+          <w:p>
+            <w:r>
+              <w:rPr>
+                <w:color w:val="6B7280"/>
+                <w:sz w:val="16"/>
+                <w:szCs w:val="16"/>
+              </w:rPr>
+              <w:t xml:space="preserve">4 independent axes, all sourced</w:t>
+            </w:r>
+          </w:p>
+        </w:tc>
+        <w:tc>
+          <w:tcPr>
+            <w:tcW w:type="dxa" w:w="3466"/>
+            <w:shd w:fill="ECFDF5" w:color="auto" w:val="clear"/>
+            <w:tcMar>
+              <w:top w:type="dxa" w:w="180"/>
+              <w:left w:type="dxa" w:w="180"/>
+              <w:bottom w:type="dxa" w:w="180"/>
+              <w:right w:type="dxa" w:w="180"/>
+            </w:tcMar>
+            <w:vAlign w:val="center"/>
+          </w:tcPr>
+          <w:p>
+            <w:pPr>
+              <w:spacing w:after="60"/>
+            </w:pPr>
+            <w:r>
+              <w:rPr>
+                <w:b/>
+                <w:bCs/>
+                <w:color w:val="0D8F72"/>
+                <w:sz w:val="15"/>
+                <w:szCs w:val="15"/>
+              </w:rPr>
+              <w:t xml:space="preserve">FUSED DETECTOR F1</w:t>
+            </w:r>
+          </w:p>
+          <w:p>
+            <w:pPr>
+              <w:spacing w:after="40"/>
+            </w:pPr>
+            <w:r>
+              <w:rPr>
+                <w:b/>
+                <w:bCs/>
+                <w:color w:val="111827"/>
+                <w:sz w:val="34"/>
+                <w:szCs w:val="34"/>
+              </w:rPr>
+              <w:t xml:space="preserve">97.1%</w:t>
+            </w:r>
+          </w:p>
+          <w:p>
+            <w:r>
+              <w:rPr>
+                <w:color w:val="6B7280"/>
+                <w:sz w:val="16"/>
+                <w:szCs w:val="16"/>
+              </w:rPr>
+              <w:t xml:space="preserve">held-out test split</w:t>
+            </w:r>
+          </w:p>
+        </w:tc>
+        <w:tc>
+          <w:tcPr>
+            <w:tcW w:type="dxa" w:w="3466"/>
+            <w:shd w:fill="F3F1FE" w:color="auto" w:val="clear"/>
+            <w:tcMar>
+              <w:top w:type="dxa" w:w="180"/>
+              <w:left w:type="dxa" w:w="180"/>
+              <w:bottom w:type="dxa" w:w="180"/>
+              <w:right w:type="dxa" w:w="180"/>
+            </w:tcMar>
+            <w:vAlign w:val="center"/>
+          </w:tcPr>
+          <w:p>
+            <w:pPr>
+              <w:spacing w:after="60"/>
+            </w:pPr>
+            <w:r>
+              <w:rPr>
+                <w:b/>
+                <w:bCs/>
+                <w:color w:val="5B3DF5"/>
+                <w:sz w:val="15"/>
+                <w:szCs w:val="15"/>
+              </w:rPr>
+              <w:t xml:space="preserve">LIVE SCORING LATENCY</w:t>
+            </w:r>
+          </w:p>
+          <w:p>
+            <w:pPr>
+              <w:spacing w:after="40"/>
+            </w:pPr>
+            <w:r>
+              <w:rPr>
+                <w:b/>
+                <w:bCs/>
+                <w:color w:val="111827"/>
+                <w:sz w:val="34"/>
+                <w:szCs w:val="34"/>
+              </w:rPr>
+              <w:t xml:space="preserve">12–65ms</w:t>
+            </w:r>
+          </w:p>
+          <w:p>
+            <w:r>
+              <w:rPr>
+                <w:color w:val="6B7280"/>
+                <w:sz w:val="16"/>
+                <w:szCs w:val="16"/>
+              </w:rPr>
+              <w:t xml:space="preserve">measured, sub-100ms target</w:t>
+            </w:r>
+          </w:p>
+        </w:tc>
+      </w:tr>
+    </w:tbl>
+    <w:p>
+      <w:pPr>
+        <w:spacing w:before="700"/>
+      </w:pPr>
+    </w:p>
+    <w:p>
+      <w:pPr>
+        <w:spacing w:after="40"/>
+        <w:jc w:val="left"/>
+      </w:pPr>
+      <w:r>
+        <w:rPr>
+          <w:b/>
+          <w:bCs/>
+          <w:color w:val="111827"/>
+          <w:sz w:val="22"/>
+          <w:szCs w:val="22"/>
+        </w:rPr>
+        <w:t xml:space="preserve">Solution Walkthrough</w:t>
+      </w:r>
+    </w:p>
+    <w:p>
+      <w:pPr>
+        <w:spacing w:after="20"/>
+      </w:pPr>
+      <w:r>
+        <w:rPr>
+          <w:color w:val="6B7280"/>
+          <w:sz w:val="20"/>
+          <w:szCs w:val="20"/>
+        </w:rPr>
+        <w:t xml:space="preserve">Mastercard Innovation Challenge @ GFF 2026</w:t>
+      </w:r>
+    </w:p>
+    <w:p>
+      <w:r>
+        <w:rPr>
+          <w:color w:val="5B3DF5"/>
+          <w:sz w:val="20"/>
+          <w:szCs w:val="20"/>
+        </w:rPr>
+        <w:t xml:space="preserve">github.com/KushalChunduru/ouroboros-genai-fraud-defense-loop</w:t>
+      </w:r>
+    </w:p>
+    <w:p>
+      <w:r>
+        <w:br w:type="page"/>
+      </w:r>
+    </w:p>
+    <w:p>
+      <w:pPr>
+        <w:pStyle w:val="Heading1"/>
+      </w:pPr>
+      <w:r>
+        <w:t xml:space="preserve">Table of Contents</w:t>
+      </w:r>
+    </w:p>
+    <w:sdt>
+      <w:sdtPr>
+        <w:alias w:val="Contents"/>
+      </w:sdtPr>
+      <w:sdtContent>
+        <w:p>
+          <w:r>
+            <w:fldChar w:fldCharType="begin" w:dirty="true"/>
+            <w:instrText xml:space="preserve">TOC \h \o "1-2"</w:instrText>
+            <w:fldChar w:fldCharType="separate"/>
+          </w:r>
+        </w:p>
+        <w:p>
+          <w:r>
+            <w:fldChar w:fldCharType="end"/>
+          </w:r>
+        </w:p>
+      </w:sdtContent>
+    </w:sdt>
+    <w:p>
+      <w:pPr>
+        <w:spacing w:before="200"/>
       </w:pPr>
       <w:r>
         <w:rPr>
           <w:i/>
           <w:iCs/>
           <w:color w:val="6B7280"/>
-          <w:sz w:val="22"/>
-          <w:szCs w:val="22"/>
+          <w:sz w:val="16"/>
+          <w:szCs w:val="16"/>
         </w:rPr>
-        <w:t xml:space="preserve">Mastercard Innovation Challenge @ GFF 2026 — Solution Walkthrough</w:t>
+        <w:t xml:space="preserve">(In Word: right-click the table above and choose "Update Field" to populate page numbers.)</w:t>
+      </w:r>
+    </w:p>
+    <w:p>
+      <w:r>
+        <w:br w:type="page"/>
       </w:r>
     </w:p>
     <w:p>
       <w:pPr>
         <w:pStyle w:val="Heading1"/>
-        <w:spacing w:after="160" w:before="320"/>
       </w:pPr>
       <w:r>
         <w:t xml:space="preserve">1. Executive Summary</w:t>
@@ -67,7 +361,6 @@
     <w:p>
       <w:pPr>
         <w:pStyle w:val="Heading1"/>
-        <w:spacing w:after="160" w:before="320"/>
       </w:pPr>
       <w:r>
         <w:t xml:space="preserve">2. Pillar 1 — Identify: A Living, Grounded Taxonomy</w:t>
@@ -78,7 +371,7 @@
         <w:spacing w:after="140"/>
       </w:pPr>
       <w:r>
-        <w:t xml:space="preserve">Rather than a short anecdotal list, the taxonomy tags every vector across four independent axes — channel, payment rail, social-engineering surface, and technique family — so coverage is provably broad. Each vector is grounded in a specific 2026 industry or academic source rather than invented from first principles, and every one of those 15 citations was individually verified by live web search and is rendered as a real, working hyperlink in the console rather than an italicized name — one citation that could not be independently verified during that pass was corrected rather than left in. The taxonomy is implemented as living data (backend/app/taxonomy.json) that the Zero-Day Discovery agent (Section 4.2) can append to automatically.</w:t>
+        <w:t xml:space="preserve">Rather than a short anecdotal list, the taxonomy tags every vector across four independent axes — channel, payment rail, social-engineering surface, and technique family — so coverage is provably broad. Each vector is grounded in a specific 2026 industry or academic source rather than invented from first principles, and every one of those 15 citations was individually verified by live web search and is rendered as a real, working hyperlink in the console rather than an italicized name — one citation that could not be independently verified during that pass was corrected rather than left in. The taxonomy is implemented as living data (backend/app/taxonomy.json) that the Zero-Day Discovery agent (Section 4.3) can append to automatically.</w:t>
       </w:r>
     </w:p>
     <w:tbl>
@@ -104,6 +397,12 @@
           <w:tcPr>
             <w:tcW w:type="dxa" w:w="3600"/>
             <w:shd w:fill="5B3DF5" w:color="auto" w:val="clear"/>
+            <w:tcMar>
+              <w:top w:type="dxa" w:w="100"/>
+              <w:left w:type="dxa" w:w="120"/>
+              <w:bottom w:type="dxa" w:w="100"/>
+              <w:right w:type="dxa" w:w="120"/>
+            </w:tcMar>
           </w:tcPr>
           <w:p>
             <w:r>
@@ -122,6 +421,12 @@
           <w:tcPr>
             <w:tcW w:type="dxa" w:w="1900"/>
             <w:shd w:fill="5B3DF5" w:color="auto" w:val="clear"/>
+            <w:tcMar>
+              <w:top w:type="dxa" w:w="100"/>
+              <w:left w:type="dxa" w:w="120"/>
+              <w:bottom w:type="dxa" w:w="100"/>
+              <w:right w:type="dxa" w:w="120"/>
+            </w:tcMar>
           </w:tcPr>
           <w:p>
             <w:r>
@@ -140,6 +445,12 @@
           <w:tcPr>
             <w:tcW w:type="dxa" w:w="2200"/>
             <w:shd w:fill="5B3DF5" w:color="auto" w:val="clear"/>
+            <w:tcMar>
+              <w:top w:type="dxa" w:w="100"/>
+              <w:left w:type="dxa" w:w="120"/>
+              <w:bottom w:type="dxa" w:w="100"/>
+              <w:right w:type="dxa" w:w="120"/>
+            </w:tcMar>
           </w:tcPr>
           <w:p>
             <w:r>
@@ -158,6 +469,12 @@
           <w:tcPr>
             <w:tcW w:type="dxa" w:w="2700"/>
             <w:shd w:fill="5B3DF5" w:color="auto" w:val="clear"/>
+            <w:tcMar>
+              <w:top w:type="dxa" w:w="100"/>
+              <w:left w:type="dxa" w:w="120"/>
+              <w:bottom w:type="dxa" w:w="100"/>
+              <w:right w:type="dxa" w:w="120"/>
+            </w:tcMar>
           </w:tcPr>
           <w:p>
             <w:r>
@@ -177,6 +494,12 @@
         <w:tc>
           <w:tcPr>
             <w:tcW w:type="dxa" w:w="3600"/>
+            <w:tcMar>
+              <w:top w:type="dxa" w:w="100"/>
+              <w:left w:type="dxa" w:w="120"/>
+              <w:bottom w:type="dxa" w:w="100"/>
+              <w:right w:type="dxa" w:w="120"/>
+            </w:tcMar>
           </w:tcPr>
           <w:p>
             <w:r>
@@ -194,6 +517,12 @@
         <w:tc>
           <w:tcPr>
             <w:tcW w:type="dxa" w:w="1900"/>
+            <w:tcMar>
+              <w:top w:type="dxa" w:w="100"/>
+              <w:left w:type="dxa" w:w="120"/>
+              <w:bottom w:type="dxa" w:w="100"/>
+              <w:right w:type="dxa" w:w="120"/>
+            </w:tcMar>
           </w:tcPr>
           <w:p>
             <w:r>
@@ -211,6 +540,12 @@
         <w:tc>
           <w:tcPr>
             <w:tcW w:type="dxa" w:w="2200"/>
+            <w:tcMar>
+              <w:top w:type="dxa" w:w="100"/>
+              <w:left w:type="dxa" w:w="120"/>
+              <w:bottom w:type="dxa" w:w="100"/>
+              <w:right w:type="dxa" w:w="120"/>
+            </w:tcMar>
           </w:tcPr>
           <w:p>
             <w:r>
@@ -228,6 +563,12 @@
         <w:tc>
           <w:tcPr>
             <w:tcW w:type="dxa" w:w="2700"/>
+            <w:tcMar>
+              <w:top w:type="dxa" w:w="100"/>
+              <w:left w:type="dxa" w:w="120"/>
+              <w:bottom w:type="dxa" w:w="100"/>
+              <w:right w:type="dxa" w:w="120"/>
+            </w:tcMar>
           </w:tcPr>
           <w:p>
             <w:r>
@@ -248,6 +589,12 @@
           <w:tcPr>
             <w:tcW w:type="dxa" w:w="3600"/>
             <w:shd w:fill="F3F4F6" w:color="auto" w:val="clear"/>
+            <w:tcMar>
+              <w:top w:type="dxa" w:w="100"/>
+              <w:left w:type="dxa" w:w="120"/>
+              <w:bottom w:type="dxa" w:w="100"/>
+              <w:right w:type="dxa" w:w="120"/>
+            </w:tcMar>
           </w:tcPr>
           <w:p>
             <w:r>
@@ -266,6 +613,12 @@
           <w:tcPr>
             <w:tcW w:type="dxa" w:w="1900"/>
             <w:shd w:fill="F3F4F6" w:color="auto" w:val="clear"/>
+            <w:tcMar>
+              <w:top w:type="dxa" w:w="100"/>
+              <w:left w:type="dxa" w:w="120"/>
+              <w:bottom w:type="dxa" w:w="100"/>
+              <w:right w:type="dxa" w:w="120"/>
+            </w:tcMar>
           </w:tcPr>
           <w:p>
             <w:r>
@@ -284,6 +637,12 @@
           <w:tcPr>
             <w:tcW w:type="dxa" w:w="2200"/>
             <w:shd w:fill="F3F4F6" w:color="auto" w:val="clear"/>
+            <w:tcMar>
+              <w:top w:type="dxa" w:w="100"/>
+              <w:left w:type="dxa" w:w="120"/>
+              <w:bottom w:type="dxa" w:w="100"/>
+              <w:right w:type="dxa" w:w="120"/>
+            </w:tcMar>
           </w:tcPr>
           <w:p>
             <w:r>
@@ -302,6 +661,12 @@
           <w:tcPr>
             <w:tcW w:type="dxa" w:w="2700"/>
             <w:shd w:fill="F3F4F6" w:color="auto" w:val="clear"/>
+            <w:tcMar>
+              <w:top w:type="dxa" w:w="100"/>
+              <w:left w:type="dxa" w:w="120"/>
+              <w:bottom w:type="dxa" w:w="100"/>
+              <w:right w:type="dxa" w:w="120"/>
+            </w:tcMar>
           </w:tcPr>
           <w:p>
             <w:r>
@@ -321,6 +686,12 @@
         <w:tc>
           <w:tcPr>
             <w:tcW w:type="dxa" w:w="3600"/>
+            <w:tcMar>
+              <w:top w:type="dxa" w:w="100"/>
+              <w:left w:type="dxa" w:w="120"/>
+              <w:bottom w:type="dxa" w:w="100"/>
+              <w:right w:type="dxa" w:w="120"/>
+            </w:tcMar>
           </w:tcPr>
           <w:p>
             <w:r>
@@ -338,6 +709,12 @@
         <w:tc>
           <w:tcPr>
             <w:tcW w:type="dxa" w:w="1900"/>
+            <w:tcMar>
+              <w:top w:type="dxa" w:w="100"/>
+              <w:left w:type="dxa" w:w="120"/>
+              <w:bottom w:type="dxa" w:w="100"/>
+              <w:right w:type="dxa" w:w="120"/>
+            </w:tcMar>
           </w:tcPr>
           <w:p>
             <w:r>
@@ -355,6 +732,12 @@
         <w:tc>
           <w:tcPr>
             <w:tcW w:type="dxa" w:w="2200"/>
+            <w:tcMar>
+              <w:top w:type="dxa" w:w="100"/>
+              <w:left w:type="dxa" w:w="120"/>
+              <w:bottom w:type="dxa" w:w="100"/>
+              <w:right w:type="dxa" w:w="120"/>
+            </w:tcMar>
           </w:tcPr>
           <w:p>
             <w:r>
@@ -372,6 +755,12 @@
         <w:tc>
           <w:tcPr>
             <w:tcW w:type="dxa" w:w="2700"/>
+            <w:tcMar>
+              <w:top w:type="dxa" w:w="100"/>
+              <w:left w:type="dxa" w:w="120"/>
+              <w:bottom w:type="dxa" w:w="100"/>
+              <w:right w:type="dxa" w:w="120"/>
+            </w:tcMar>
           </w:tcPr>
           <w:p>
             <w:r>
@@ -392,6 +781,12 @@
           <w:tcPr>
             <w:tcW w:type="dxa" w:w="3600"/>
             <w:shd w:fill="F3F4F6" w:color="auto" w:val="clear"/>
+            <w:tcMar>
+              <w:top w:type="dxa" w:w="100"/>
+              <w:left w:type="dxa" w:w="120"/>
+              <w:bottom w:type="dxa" w:w="100"/>
+              <w:right w:type="dxa" w:w="120"/>
+            </w:tcMar>
           </w:tcPr>
           <w:p>
             <w:r>
@@ -410,6 +805,12 @@
           <w:tcPr>
             <w:tcW w:type="dxa" w:w="1900"/>
             <w:shd w:fill="F3F4F6" w:color="auto" w:val="clear"/>
+            <w:tcMar>
+              <w:top w:type="dxa" w:w="100"/>
+              <w:left w:type="dxa" w:w="120"/>
+              <w:bottom w:type="dxa" w:w="100"/>
+              <w:right w:type="dxa" w:w="120"/>
+            </w:tcMar>
           </w:tcPr>
           <w:p>
             <w:r>
@@ -428,6 +829,12 @@
           <w:tcPr>
             <w:tcW w:type="dxa" w:w="2200"/>
             <w:shd w:fill="F3F4F6" w:color="auto" w:val="clear"/>
+            <w:tcMar>
+              <w:top w:type="dxa" w:w="100"/>
+              <w:left w:type="dxa" w:w="120"/>
+              <w:bottom w:type="dxa" w:w="100"/>
+              <w:right w:type="dxa" w:w="120"/>
+            </w:tcMar>
           </w:tcPr>
           <w:p>
             <w:r>
@@ -446,6 +853,12 @@
           <w:tcPr>
             <w:tcW w:type="dxa" w:w="2700"/>
             <w:shd w:fill="F3F4F6" w:color="auto" w:val="clear"/>
+            <w:tcMar>
+              <w:top w:type="dxa" w:w="100"/>
+              <w:left w:type="dxa" w:w="120"/>
+              <w:bottom w:type="dxa" w:w="100"/>
+              <w:right w:type="dxa" w:w="120"/>
+            </w:tcMar>
           </w:tcPr>
           <w:p>
             <w:r>
@@ -465,6 +878,12 @@
         <w:tc>
           <w:tcPr>
             <w:tcW w:type="dxa" w:w="3600"/>
+            <w:tcMar>
+              <w:top w:type="dxa" w:w="100"/>
+              <w:left w:type="dxa" w:w="120"/>
+              <w:bottom w:type="dxa" w:w="100"/>
+              <w:right w:type="dxa" w:w="120"/>
+            </w:tcMar>
           </w:tcPr>
           <w:p>
             <w:r>
@@ -482,6 +901,12 @@
         <w:tc>
           <w:tcPr>
             <w:tcW w:type="dxa" w:w="1900"/>
+            <w:tcMar>
+              <w:top w:type="dxa" w:w="100"/>
+              <w:left w:type="dxa" w:w="120"/>
+              <w:bottom w:type="dxa" w:w="100"/>
+              <w:right w:type="dxa" w:w="120"/>
+            </w:tcMar>
           </w:tcPr>
           <w:p>
             <w:r>
@@ -499,6 +924,12 @@
         <w:tc>
           <w:tcPr>
             <w:tcW w:type="dxa" w:w="2200"/>
+            <w:tcMar>
+              <w:top w:type="dxa" w:w="100"/>
+              <w:left w:type="dxa" w:w="120"/>
+              <w:bottom w:type="dxa" w:w="100"/>
+              <w:right w:type="dxa" w:w="120"/>
+            </w:tcMar>
           </w:tcPr>
           <w:p>
             <w:r>
@@ -516,6 +947,12 @@
         <w:tc>
           <w:tcPr>
             <w:tcW w:type="dxa" w:w="2700"/>
+            <w:tcMar>
+              <w:top w:type="dxa" w:w="100"/>
+              <w:left w:type="dxa" w:w="120"/>
+              <w:bottom w:type="dxa" w:w="100"/>
+              <w:right w:type="dxa" w:w="120"/>
+            </w:tcMar>
           </w:tcPr>
           <w:p>
             <w:r>
@@ -536,6 +973,12 @@
           <w:tcPr>
             <w:tcW w:type="dxa" w:w="3600"/>
             <w:shd w:fill="F3F4F6" w:color="auto" w:val="clear"/>
+            <w:tcMar>
+              <w:top w:type="dxa" w:w="100"/>
+              <w:left w:type="dxa" w:w="120"/>
+              <w:bottom w:type="dxa" w:w="100"/>
+              <w:right w:type="dxa" w:w="120"/>
+            </w:tcMar>
           </w:tcPr>
           <w:p>
             <w:r>
@@ -554,6 +997,12 @@
           <w:tcPr>
             <w:tcW w:type="dxa" w:w="1900"/>
             <w:shd w:fill="F3F4F6" w:color="auto" w:val="clear"/>
+            <w:tcMar>
+              <w:top w:type="dxa" w:w="100"/>
+              <w:left w:type="dxa" w:w="120"/>
+              <w:bottom w:type="dxa" w:w="100"/>
+              <w:right w:type="dxa" w:w="120"/>
+            </w:tcMar>
           </w:tcPr>
           <w:p>
             <w:r>
@@ -572,6 +1021,12 @@
           <w:tcPr>
             <w:tcW w:type="dxa" w:w="2200"/>
             <w:shd w:fill="F3F4F6" w:color="auto" w:val="clear"/>
+            <w:tcMar>
+              <w:top w:type="dxa" w:w="100"/>
+              <w:left w:type="dxa" w:w="120"/>
+              <w:bottom w:type="dxa" w:w="100"/>
+              <w:right w:type="dxa" w:w="120"/>
+            </w:tcMar>
           </w:tcPr>
           <w:p>
             <w:r>
@@ -590,6 +1045,12 @@
           <w:tcPr>
             <w:tcW w:type="dxa" w:w="2700"/>
             <w:shd w:fill="F3F4F6" w:color="auto" w:val="clear"/>
+            <w:tcMar>
+              <w:top w:type="dxa" w:w="100"/>
+              <w:left w:type="dxa" w:w="120"/>
+              <w:bottom w:type="dxa" w:w="100"/>
+              <w:right w:type="dxa" w:w="120"/>
+            </w:tcMar>
           </w:tcPr>
           <w:p>
             <w:r>
@@ -609,6 +1070,12 @@
         <w:tc>
           <w:tcPr>
             <w:tcW w:type="dxa" w:w="3600"/>
+            <w:tcMar>
+              <w:top w:type="dxa" w:w="100"/>
+              <w:left w:type="dxa" w:w="120"/>
+              <w:bottom w:type="dxa" w:w="100"/>
+              <w:right w:type="dxa" w:w="120"/>
+            </w:tcMar>
           </w:tcPr>
           <w:p>
             <w:r>
@@ -626,6 +1093,12 @@
         <w:tc>
           <w:tcPr>
             <w:tcW w:type="dxa" w:w="1900"/>
+            <w:tcMar>
+              <w:top w:type="dxa" w:w="100"/>
+              <w:left w:type="dxa" w:w="120"/>
+              <w:bottom w:type="dxa" w:w="100"/>
+              <w:right w:type="dxa" w:w="120"/>
+            </w:tcMar>
           </w:tcPr>
           <w:p>
             <w:r>
@@ -643,6 +1116,12 @@
         <w:tc>
           <w:tcPr>
             <w:tcW w:type="dxa" w:w="2200"/>
+            <w:tcMar>
+              <w:top w:type="dxa" w:w="100"/>
+              <w:left w:type="dxa" w:w="120"/>
+              <w:bottom w:type="dxa" w:w="100"/>
+              <w:right w:type="dxa" w:w="120"/>
+            </w:tcMar>
           </w:tcPr>
           <w:p>
             <w:r>
@@ -660,6 +1139,12 @@
         <w:tc>
           <w:tcPr>
             <w:tcW w:type="dxa" w:w="2700"/>
+            <w:tcMar>
+              <w:top w:type="dxa" w:w="100"/>
+              <w:left w:type="dxa" w:w="120"/>
+              <w:bottom w:type="dxa" w:w="100"/>
+              <w:right w:type="dxa" w:w="120"/>
+            </w:tcMar>
           </w:tcPr>
           <w:p>
             <w:r>
@@ -680,6 +1165,12 @@
           <w:tcPr>
             <w:tcW w:type="dxa" w:w="3600"/>
             <w:shd w:fill="F3F4F6" w:color="auto" w:val="clear"/>
+            <w:tcMar>
+              <w:top w:type="dxa" w:w="100"/>
+              <w:left w:type="dxa" w:w="120"/>
+              <w:bottom w:type="dxa" w:w="100"/>
+              <w:right w:type="dxa" w:w="120"/>
+            </w:tcMar>
           </w:tcPr>
           <w:p>
             <w:r>
@@ -698,6 +1189,12 @@
           <w:tcPr>
             <w:tcW w:type="dxa" w:w="1900"/>
             <w:shd w:fill="F3F4F6" w:color="auto" w:val="clear"/>
+            <w:tcMar>
+              <w:top w:type="dxa" w:w="100"/>
+              <w:left w:type="dxa" w:w="120"/>
+              <w:bottom w:type="dxa" w:w="100"/>
+              <w:right w:type="dxa" w:w="120"/>
+            </w:tcMar>
           </w:tcPr>
           <w:p>
             <w:r>
@@ -716,6 +1213,12 @@
           <w:tcPr>
             <w:tcW w:type="dxa" w:w="2200"/>
             <w:shd w:fill="F3F4F6" w:color="auto" w:val="clear"/>
+            <w:tcMar>
+              <w:top w:type="dxa" w:w="100"/>
+              <w:left w:type="dxa" w:w="120"/>
+              <w:bottom w:type="dxa" w:w="100"/>
+              <w:right w:type="dxa" w:w="120"/>
+            </w:tcMar>
           </w:tcPr>
           <w:p>
             <w:r>
@@ -734,6 +1237,12 @@
           <w:tcPr>
             <w:tcW w:type="dxa" w:w="2700"/>
             <w:shd w:fill="F3F4F6" w:color="auto" w:val="clear"/>
+            <w:tcMar>
+              <w:top w:type="dxa" w:w="100"/>
+              <w:left w:type="dxa" w:w="120"/>
+              <w:bottom w:type="dxa" w:w="100"/>
+              <w:right w:type="dxa" w:w="120"/>
+            </w:tcMar>
           </w:tcPr>
           <w:p>
             <w:r>
@@ -753,6 +1262,12 @@
         <w:tc>
           <w:tcPr>
             <w:tcW w:type="dxa" w:w="3600"/>
+            <w:tcMar>
+              <w:top w:type="dxa" w:w="100"/>
+              <w:left w:type="dxa" w:w="120"/>
+              <w:bottom w:type="dxa" w:w="100"/>
+              <w:right w:type="dxa" w:w="120"/>
+            </w:tcMar>
           </w:tcPr>
           <w:p>
             <w:r>
@@ -770,6 +1285,12 @@
         <w:tc>
           <w:tcPr>
             <w:tcW w:type="dxa" w:w="1900"/>
+            <w:tcMar>
+              <w:top w:type="dxa" w:w="100"/>
+              <w:left w:type="dxa" w:w="120"/>
+              <w:bottom w:type="dxa" w:w="100"/>
+              <w:right w:type="dxa" w:w="120"/>
+            </w:tcMar>
           </w:tcPr>
           <w:p>
             <w:r>
@@ -787,6 +1308,12 @@
         <w:tc>
           <w:tcPr>
             <w:tcW w:type="dxa" w:w="2200"/>
+            <w:tcMar>
+              <w:top w:type="dxa" w:w="100"/>
+              <w:left w:type="dxa" w:w="120"/>
+              <w:bottom w:type="dxa" w:w="100"/>
+              <w:right w:type="dxa" w:w="120"/>
+            </w:tcMar>
           </w:tcPr>
           <w:p>
             <w:r>
@@ -804,6 +1331,12 @@
         <w:tc>
           <w:tcPr>
             <w:tcW w:type="dxa" w:w="2700"/>
+            <w:tcMar>
+              <w:top w:type="dxa" w:w="100"/>
+              <w:left w:type="dxa" w:w="120"/>
+              <w:bottom w:type="dxa" w:w="100"/>
+              <w:right w:type="dxa" w:w="120"/>
+            </w:tcMar>
           </w:tcPr>
           <w:p>
             <w:r>
@@ -824,6 +1357,12 @@
           <w:tcPr>
             <w:tcW w:type="dxa" w:w="3600"/>
             <w:shd w:fill="F3F4F6" w:color="auto" w:val="clear"/>
+            <w:tcMar>
+              <w:top w:type="dxa" w:w="100"/>
+              <w:left w:type="dxa" w:w="120"/>
+              <w:bottom w:type="dxa" w:w="100"/>
+              <w:right w:type="dxa" w:w="120"/>
+            </w:tcMar>
           </w:tcPr>
           <w:p>
             <w:r>
@@ -842,6 +1381,12 @@
           <w:tcPr>
             <w:tcW w:type="dxa" w:w="1900"/>
             <w:shd w:fill="F3F4F6" w:color="auto" w:val="clear"/>
+            <w:tcMar>
+              <w:top w:type="dxa" w:w="100"/>
+              <w:left w:type="dxa" w:w="120"/>
+              <w:bottom w:type="dxa" w:w="100"/>
+              <w:right w:type="dxa" w:w="120"/>
+            </w:tcMar>
           </w:tcPr>
           <w:p>
             <w:r>
@@ -860,6 +1405,12 @@
           <w:tcPr>
             <w:tcW w:type="dxa" w:w="2200"/>
             <w:shd w:fill="F3F4F6" w:color="auto" w:val="clear"/>
+            <w:tcMar>
+              <w:top w:type="dxa" w:w="100"/>
+              <w:left w:type="dxa" w:w="120"/>
+              <w:bottom w:type="dxa" w:w="100"/>
+              <w:right w:type="dxa" w:w="120"/>
+            </w:tcMar>
           </w:tcPr>
           <w:p>
             <w:r>
@@ -878,6 +1429,12 @@
           <w:tcPr>
             <w:tcW w:type="dxa" w:w="2700"/>
             <w:shd w:fill="F3F4F6" w:color="auto" w:val="clear"/>
+            <w:tcMar>
+              <w:top w:type="dxa" w:w="100"/>
+              <w:left w:type="dxa" w:w="120"/>
+              <w:bottom w:type="dxa" w:w="100"/>
+              <w:right w:type="dxa" w:w="120"/>
+            </w:tcMar>
           </w:tcPr>
           <w:p>
             <w:r>
@@ -897,6 +1454,12 @@
         <w:tc>
           <w:tcPr>
             <w:tcW w:type="dxa" w:w="3600"/>
+            <w:tcMar>
+              <w:top w:type="dxa" w:w="100"/>
+              <w:left w:type="dxa" w:w="120"/>
+              <w:bottom w:type="dxa" w:w="100"/>
+              <w:right w:type="dxa" w:w="120"/>
+            </w:tcMar>
           </w:tcPr>
           <w:p>
             <w:r>
@@ -914,6 +1477,12 @@
         <w:tc>
           <w:tcPr>
             <w:tcW w:type="dxa" w:w="1900"/>
+            <w:tcMar>
+              <w:top w:type="dxa" w:w="100"/>
+              <w:left w:type="dxa" w:w="120"/>
+              <w:bottom w:type="dxa" w:w="100"/>
+              <w:right w:type="dxa" w:w="120"/>
+            </w:tcMar>
           </w:tcPr>
           <w:p>
             <w:r>
@@ -931,6 +1500,12 @@
         <w:tc>
           <w:tcPr>
             <w:tcW w:type="dxa" w:w="2200"/>
+            <w:tcMar>
+              <w:top w:type="dxa" w:w="100"/>
+              <w:left w:type="dxa" w:w="120"/>
+              <w:bottom w:type="dxa" w:w="100"/>
+              <w:right w:type="dxa" w:w="120"/>
+            </w:tcMar>
           </w:tcPr>
           <w:p>
             <w:r>
@@ -948,6 +1523,12 @@
         <w:tc>
           <w:tcPr>
             <w:tcW w:type="dxa" w:w="2700"/>
+            <w:tcMar>
+              <w:top w:type="dxa" w:w="100"/>
+              <w:left w:type="dxa" w:w="120"/>
+              <w:bottom w:type="dxa" w:w="100"/>
+              <w:right w:type="dxa" w:w="120"/>
+            </w:tcMar>
           </w:tcPr>
           <w:p>
             <w:r>
@@ -968,6 +1549,12 @@
           <w:tcPr>
             <w:tcW w:type="dxa" w:w="3600"/>
             <w:shd w:fill="F3F4F6" w:color="auto" w:val="clear"/>
+            <w:tcMar>
+              <w:top w:type="dxa" w:w="100"/>
+              <w:left w:type="dxa" w:w="120"/>
+              <w:bottom w:type="dxa" w:w="100"/>
+              <w:right w:type="dxa" w:w="120"/>
+            </w:tcMar>
           </w:tcPr>
           <w:p>
             <w:r>
@@ -986,6 +1573,12 @@
           <w:tcPr>
             <w:tcW w:type="dxa" w:w="1900"/>
             <w:shd w:fill="F3F4F6" w:color="auto" w:val="clear"/>
+            <w:tcMar>
+              <w:top w:type="dxa" w:w="100"/>
+              <w:left w:type="dxa" w:w="120"/>
+              <w:bottom w:type="dxa" w:w="100"/>
+              <w:right w:type="dxa" w:w="120"/>
+            </w:tcMar>
           </w:tcPr>
           <w:p>
             <w:r>
@@ -1004,6 +1597,12 @@
           <w:tcPr>
             <w:tcW w:type="dxa" w:w="2200"/>
             <w:shd w:fill="F3F4F6" w:color="auto" w:val="clear"/>
+            <w:tcMar>
+              <w:top w:type="dxa" w:w="100"/>
+              <w:left w:type="dxa" w:w="120"/>
+              <w:bottom w:type="dxa" w:w="100"/>
+              <w:right w:type="dxa" w:w="120"/>
+            </w:tcMar>
           </w:tcPr>
           <w:p>
             <w:r>
@@ -1022,6 +1621,12 @@
           <w:tcPr>
             <w:tcW w:type="dxa" w:w="2700"/>
             <w:shd w:fill="F3F4F6" w:color="auto" w:val="clear"/>
+            <w:tcMar>
+              <w:top w:type="dxa" w:w="100"/>
+              <w:left w:type="dxa" w:w="120"/>
+              <w:bottom w:type="dxa" w:w="100"/>
+              <w:right w:type="dxa" w:w="120"/>
+            </w:tcMar>
           </w:tcPr>
           <w:p>
             <w:r>
@@ -1041,6 +1646,12 @@
         <w:tc>
           <w:tcPr>
             <w:tcW w:type="dxa" w:w="3600"/>
+            <w:tcMar>
+              <w:top w:type="dxa" w:w="100"/>
+              <w:left w:type="dxa" w:w="120"/>
+              <w:bottom w:type="dxa" w:w="100"/>
+              <w:right w:type="dxa" w:w="120"/>
+            </w:tcMar>
           </w:tcPr>
           <w:p>
             <w:r>
@@ -1058,6 +1669,12 @@
         <w:tc>
           <w:tcPr>
             <w:tcW w:type="dxa" w:w="1900"/>
+            <w:tcMar>
+              <w:top w:type="dxa" w:w="100"/>
+              <w:left w:type="dxa" w:w="120"/>
+              <w:bottom w:type="dxa" w:w="100"/>
+              <w:right w:type="dxa" w:w="120"/>
+            </w:tcMar>
           </w:tcPr>
           <w:p>
             <w:r>
@@ -1075,6 +1692,12 @@
         <w:tc>
           <w:tcPr>
             <w:tcW w:type="dxa" w:w="2200"/>
+            <w:tcMar>
+              <w:top w:type="dxa" w:w="100"/>
+              <w:left w:type="dxa" w:w="120"/>
+              <w:bottom w:type="dxa" w:w="100"/>
+              <w:right w:type="dxa" w:w="120"/>
+            </w:tcMar>
           </w:tcPr>
           <w:p>
             <w:r>
@@ -1092,6 +1715,12 @@
         <w:tc>
           <w:tcPr>
             <w:tcW w:type="dxa" w:w="2700"/>
+            <w:tcMar>
+              <w:top w:type="dxa" w:w="100"/>
+              <w:left w:type="dxa" w:w="120"/>
+              <w:bottom w:type="dxa" w:w="100"/>
+              <w:right w:type="dxa" w:w="120"/>
+            </w:tcMar>
           </w:tcPr>
           <w:p>
             <w:r>
@@ -1112,6 +1741,12 @@
           <w:tcPr>
             <w:tcW w:type="dxa" w:w="3600"/>
             <w:shd w:fill="F3F4F6" w:color="auto" w:val="clear"/>
+            <w:tcMar>
+              <w:top w:type="dxa" w:w="100"/>
+              <w:left w:type="dxa" w:w="120"/>
+              <w:bottom w:type="dxa" w:w="100"/>
+              <w:right w:type="dxa" w:w="120"/>
+            </w:tcMar>
           </w:tcPr>
           <w:p>
             <w:r>
@@ -1130,6 +1765,12 @@
           <w:tcPr>
             <w:tcW w:type="dxa" w:w="1900"/>
             <w:shd w:fill="F3F4F6" w:color="auto" w:val="clear"/>
+            <w:tcMar>
+              <w:top w:type="dxa" w:w="100"/>
+              <w:left w:type="dxa" w:w="120"/>
+              <w:bottom w:type="dxa" w:w="100"/>
+              <w:right w:type="dxa" w:w="120"/>
+            </w:tcMar>
           </w:tcPr>
           <w:p>
             <w:r>
@@ -1148,6 +1789,12 @@
           <w:tcPr>
             <w:tcW w:type="dxa" w:w="2200"/>
             <w:shd w:fill="F3F4F6" w:color="auto" w:val="clear"/>
+            <w:tcMar>
+              <w:top w:type="dxa" w:w="100"/>
+              <w:left w:type="dxa" w:w="120"/>
+              <w:bottom w:type="dxa" w:w="100"/>
+              <w:right w:type="dxa" w:w="120"/>
+            </w:tcMar>
           </w:tcPr>
           <w:p>
             <w:r>
@@ -1166,6 +1813,12 @@
           <w:tcPr>
             <w:tcW w:type="dxa" w:w="2700"/>
             <w:shd w:fill="F3F4F6" w:color="auto" w:val="clear"/>
+            <w:tcMar>
+              <w:top w:type="dxa" w:w="100"/>
+              <w:left w:type="dxa" w:w="120"/>
+              <w:bottom w:type="dxa" w:w="100"/>
+              <w:right w:type="dxa" w:w="120"/>
+            </w:tcMar>
           </w:tcPr>
           <w:p>
             <w:r>
@@ -1185,6 +1838,12 @@
         <w:tc>
           <w:tcPr>
             <w:tcW w:type="dxa" w:w="3600"/>
+            <w:tcMar>
+              <w:top w:type="dxa" w:w="100"/>
+              <w:left w:type="dxa" w:w="120"/>
+              <w:bottom w:type="dxa" w:w="100"/>
+              <w:right w:type="dxa" w:w="120"/>
+            </w:tcMar>
           </w:tcPr>
           <w:p>
             <w:r>
@@ -1202,6 +1861,12 @@
         <w:tc>
           <w:tcPr>
             <w:tcW w:type="dxa" w:w="1900"/>
+            <w:tcMar>
+              <w:top w:type="dxa" w:w="100"/>
+              <w:left w:type="dxa" w:w="120"/>
+              <w:bottom w:type="dxa" w:w="100"/>
+              <w:right w:type="dxa" w:w="120"/>
+            </w:tcMar>
           </w:tcPr>
           <w:p>
             <w:r>
@@ -1219,6 +1884,12 @@
         <w:tc>
           <w:tcPr>
             <w:tcW w:type="dxa" w:w="2200"/>
+            <w:tcMar>
+              <w:top w:type="dxa" w:w="100"/>
+              <w:left w:type="dxa" w:w="120"/>
+              <w:bottom w:type="dxa" w:w="100"/>
+              <w:right w:type="dxa" w:w="120"/>
+            </w:tcMar>
           </w:tcPr>
           <w:p>
             <w:r>
@@ -1236,6 +1907,12 @@
         <w:tc>
           <w:tcPr>
             <w:tcW w:type="dxa" w:w="2700"/>
+            <w:tcMar>
+              <w:top w:type="dxa" w:w="100"/>
+              <w:left w:type="dxa" w:w="120"/>
+              <w:bottom w:type="dxa" w:w="100"/>
+              <w:right w:type="dxa" w:w="120"/>
+            </w:tcMar>
           </w:tcPr>
           <w:p>
             <w:r>
@@ -1271,7 +1948,6 @@
     <w:p>
       <w:pPr>
         <w:pStyle w:val="Heading1"/>
-        <w:spacing w:after="160" w:before="320"/>
       </w:pPr>
       <w:r>
         <w:t xml:space="preserve">3. Pillar 2 — Generate: Entity-Conditioned Simulation, Not Row-Independent GANs</w:t>
@@ -1280,7 +1956,6 @@
     <w:p>
       <w:pPr>
         <w:pStyle w:val="Heading2"/>
-        <w:spacing w:after="120" w:before="240"/>
       </w:pPr>
       <w:r>
         <w:t xml:space="preserve">3.1 The problem with naive tabular generators</w:t>
@@ -1297,7 +1972,6 @@
     <w:p>
       <w:pPr>
         <w:pStyle w:val="Heading2"/>
-        <w:spacing w:after="120" w:before="240"/>
       </w:pPr>
       <w:r>
         <w:t xml:space="preserve">3.2 Our approach</w:t>
@@ -1322,7 +1996,6 @@
     <w:p>
       <w:pPr>
         <w:pStyle w:val="Heading2"/>
-        <w:spacing w:after="120" w:before="240"/>
       </w:pPr>
       <w:r>
         <w:t xml:space="preserve">3.3 Adversarial evasion as a first-class parameter</w:t>
@@ -1339,7 +2012,6 @@
     <w:p>
       <w:pPr>
         <w:pStyle w:val="Heading2"/>
-        <w:spacing w:after="120" w:before="240"/>
       </w:pPr>
       <w:r>
         <w:t xml:space="preserve">3.4 Fidelity Lab: validating the claim with computed numbers, not just a citation</w:t>
@@ -1376,6 +2048,12 @@
           <w:tcPr>
             <w:tcW w:type="dxa" w:w="4200"/>
             <w:shd w:fill="5B3DF5" w:color="auto" w:val="clear"/>
+            <w:tcMar>
+              <w:top w:type="dxa" w:w="100"/>
+              <w:left w:type="dxa" w:w="120"/>
+              <w:bottom w:type="dxa" w:w="100"/>
+              <w:right w:type="dxa" w:w="120"/>
+            </w:tcMar>
           </w:tcPr>
           <w:p>
             <w:r>
@@ -1394,6 +2072,12 @@
           <w:tcPr>
             <w:tcW w:type="dxa" w:w="2100"/>
             <w:shd w:fill="5B3DF5" w:color="auto" w:val="clear"/>
+            <w:tcMar>
+              <w:top w:type="dxa" w:w="100"/>
+              <w:left w:type="dxa" w:w="120"/>
+              <w:bottom w:type="dxa" w:w="100"/>
+              <w:right w:type="dxa" w:w="120"/>
+            </w:tcMar>
           </w:tcPr>
           <w:p>
             <w:r>
@@ -1412,6 +2096,12 @@
           <w:tcPr>
             <w:tcW w:type="dxa" w:w="2600"/>
             <w:shd w:fill="5B3DF5" w:color="auto" w:val="clear"/>
+            <w:tcMar>
+              <w:top w:type="dxa" w:w="100"/>
+              <w:left w:type="dxa" w:w="120"/>
+              <w:bottom w:type="dxa" w:w="100"/>
+              <w:right w:type="dxa" w:w="120"/>
+            </w:tcMar>
           </w:tcPr>
           <w:p>
             <w:r>
@@ -1430,6 +2120,12 @@
           <w:tcPr>
             <w:tcW w:type="dxa" w:w="1500"/>
             <w:shd w:fill="5B3DF5" w:color="auto" w:val="clear"/>
+            <w:tcMar>
+              <w:top w:type="dxa" w:w="100"/>
+              <w:left w:type="dxa" w:w="120"/>
+              <w:bottom w:type="dxa" w:w="100"/>
+              <w:right w:type="dxa" w:w="120"/>
+            </w:tcMar>
           </w:tcPr>
           <w:p>
             <w:r>
@@ -1449,6 +2145,12 @@
         <w:tc>
           <w:tcPr>
             <w:tcW w:type="dxa" w:w="4200"/>
+            <w:tcMar>
+              <w:top w:type="dxa" w:w="100"/>
+              <w:left w:type="dxa" w:w="120"/>
+              <w:bottom w:type="dxa" w:w="100"/>
+              <w:right w:type="dxa" w:w="120"/>
+            </w:tcMar>
           </w:tcPr>
           <w:p>
             <w:r>
@@ -1466,6 +2168,12 @@
         <w:tc>
           <w:tcPr>
             <w:tcW w:type="dxa" w:w="2100"/>
+            <w:tcMar>
+              <w:top w:type="dxa" w:w="100"/>
+              <w:left w:type="dxa" w:w="120"/>
+              <w:bottom w:type="dxa" w:w="100"/>
+              <w:right w:type="dxa" w:w="120"/>
+            </w:tcMar>
           </w:tcPr>
           <w:p>
             <w:r>
@@ -1483,6 +2191,12 @@
         <w:tc>
           <w:tcPr>
             <w:tcW w:type="dxa" w:w="2600"/>
+            <w:tcMar>
+              <w:top w:type="dxa" w:w="100"/>
+              <w:left w:type="dxa" w:w="120"/>
+              <w:bottom w:type="dxa" w:w="100"/>
+              <w:right w:type="dxa" w:w="120"/>
+            </w:tcMar>
           </w:tcPr>
           <w:p>
             <w:r>
@@ -1500,6 +2214,12 @@
         <w:tc>
           <w:tcPr>
             <w:tcW w:type="dxa" w:w="1500"/>
+            <w:tcMar>
+              <w:top w:type="dxa" w:w="100"/>
+              <w:left w:type="dxa" w:w="120"/>
+              <w:bottom w:type="dxa" w:w="100"/>
+              <w:right w:type="dxa" w:w="120"/>
+            </w:tcMar>
           </w:tcPr>
           <w:p>
             <w:r>
@@ -1520,6 +2240,12 @@
           <w:tcPr>
             <w:tcW w:type="dxa" w:w="4200"/>
             <w:shd w:fill="F3F4F6" w:color="auto" w:val="clear"/>
+            <w:tcMar>
+              <w:top w:type="dxa" w:w="100"/>
+              <w:left w:type="dxa" w:w="120"/>
+              <w:bottom w:type="dxa" w:w="100"/>
+              <w:right w:type="dxa" w:w="120"/>
+            </w:tcMar>
           </w:tcPr>
           <w:p>
             <w:r>
@@ -1538,6 +2264,12 @@
           <w:tcPr>
             <w:tcW w:type="dxa" w:w="2100"/>
             <w:shd w:fill="F3F4F6" w:color="auto" w:val="clear"/>
+            <w:tcMar>
+              <w:top w:type="dxa" w:w="100"/>
+              <w:left w:type="dxa" w:w="120"/>
+              <w:bottom w:type="dxa" w:w="100"/>
+              <w:right w:type="dxa" w:w="120"/>
+            </w:tcMar>
           </w:tcPr>
           <w:p>
             <w:r>
@@ -1556,6 +2288,12 @@
           <w:tcPr>
             <w:tcW w:type="dxa" w:w="2600"/>
             <w:shd w:fill="F3F4F6" w:color="auto" w:val="clear"/>
+            <w:tcMar>
+              <w:top w:type="dxa" w:w="100"/>
+              <w:left w:type="dxa" w:w="120"/>
+              <w:bottom w:type="dxa" w:w="100"/>
+              <w:right w:type="dxa" w:w="120"/>
+            </w:tcMar>
           </w:tcPr>
           <w:p>
             <w:r>
@@ -1574,6 +2312,12 @@
           <w:tcPr>
             <w:tcW w:type="dxa" w:w="1500"/>
             <w:shd w:fill="F3F4F6" w:color="auto" w:val="clear"/>
+            <w:tcMar>
+              <w:top w:type="dxa" w:w="100"/>
+              <w:left w:type="dxa" w:w="120"/>
+              <w:bottom w:type="dxa" w:w="100"/>
+              <w:right w:type="dxa" w:w="120"/>
+            </w:tcMar>
           </w:tcPr>
           <w:p>
             <w:r>
@@ -1593,6 +2337,12 @@
         <w:tc>
           <w:tcPr>
             <w:tcW w:type="dxa" w:w="4200"/>
+            <w:tcMar>
+              <w:top w:type="dxa" w:w="100"/>
+              <w:left w:type="dxa" w:w="120"/>
+              <w:bottom w:type="dxa" w:w="100"/>
+              <w:right w:type="dxa" w:w="120"/>
+            </w:tcMar>
           </w:tcPr>
           <w:p>
             <w:r>
@@ -1610,6 +2360,12 @@
         <w:tc>
           <w:tcPr>
             <w:tcW w:type="dxa" w:w="2100"/>
+            <w:tcMar>
+              <w:top w:type="dxa" w:w="100"/>
+              <w:left w:type="dxa" w:w="120"/>
+              <w:bottom w:type="dxa" w:w="100"/>
+              <w:right w:type="dxa" w:w="120"/>
+            </w:tcMar>
           </w:tcPr>
           <w:p>
             <w:r>
@@ -1627,6 +2383,12 @@
         <w:tc>
           <w:tcPr>
             <w:tcW w:type="dxa" w:w="2600"/>
+            <w:tcMar>
+              <w:top w:type="dxa" w:w="100"/>
+              <w:left w:type="dxa" w:w="120"/>
+              <w:bottom w:type="dxa" w:w="100"/>
+              <w:right w:type="dxa" w:w="120"/>
+            </w:tcMar>
           </w:tcPr>
           <w:p>
             <w:r>
@@ -1644,6 +2406,12 @@
         <w:tc>
           <w:tcPr>
             <w:tcW w:type="dxa" w:w="1500"/>
+            <w:tcMar>
+              <w:top w:type="dxa" w:w="100"/>
+              <w:left w:type="dxa" w:w="120"/>
+              <w:bottom w:type="dxa" w:w="100"/>
+              <w:right w:type="dxa" w:w="120"/>
+            </w:tcMar>
           </w:tcPr>
           <w:p>
             <w:r>
@@ -1670,16 +2438,27 @@
     </w:p>
     <w:p>
       <w:pPr>
-        <w:spacing w:after="140"/>
-      </w:pPr>
-      <w:r>
+        <w:pBdr>
+          <w:left w:val="single" w:color="5B3DF5" w:sz="24" w:space="8"/>
+        </w:pBdr>
+        <w:shd w:fill="F3F1FE" w:color="auto" w:val="clear"/>
+        <w:spacing w:after="220" w:before="160"/>
+        <w:ind w:left="40"/>
+      </w:pPr>
+      <w:r>
+        <w:rPr>
+          <w:i/>
+          <w:iCs/>
+          <w:color w:val="111827"/>
+          <w:sz w:val="20"/>
+          <w:szCs w:val="20"/>
+        </w:rPr>
         <w:t xml:space="preserve">One result was not the one hypothesized going in, and is reported here rather than adjusted away: an initial device-fan-out Gini metric moved in the opposite direction expected. Investigating why surfaced a more interesting finding than originally assumed — naive shuffling does not just fail to fabricate fraud rings well, it corrupts the legitimate class: a real customer's repeat visits to their own device get scattered across many fake owners, so an ordinary loyal customer starts looking exactly like a fraud ring. The single-owner-device-fraction metric above measures that effect directly and was verified directionally stable across three independent random seeds on realistic 1,000-row batches before being shipped.</w:t>
       </w:r>
     </w:p>
     <w:p>
       <w:pPr>
         <w:pStyle w:val="Heading1"/>
-        <w:spacing w:after="160" w:before="320"/>
       </w:pPr>
       <w:r>
         <w:t xml:space="preserve">4. Pillar 3 — Defend: A Fused Tabular + Graph + Content Detector</w:t>
@@ -1715,6 +2494,12 @@
           <w:tcPr>
             <w:tcW w:type="dxa" w:w="1700"/>
             <w:shd w:fill="5B3DF5" w:color="auto" w:val="clear"/>
+            <w:tcMar>
+              <w:top w:type="dxa" w:w="100"/>
+              <w:left w:type="dxa" w:w="120"/>
+              <w:bottom w:type="dxa" w:w="100"/>
+              <w:right w:type="dxa" w:w="120"/>
+            </w:tcMar>
           </w:tcPr>
           <w:p>
             <w:r>
@@ -1733,6 +2518,12 @@
           <w:tcPr>
             <w:tcW w:type="dxa" w:w="3200"/>
             <w:shd w:fill="5B3DF5" w:color="auto" w:val="clear"/>
+            <w:tcMar>
+              <w:top w:type="dxa" w:w="100"/>
+              <w:left w:type="dxa" w:w="120"/>
+              <w:bottom w:type="dxa" w:w="100"/>
+              <w:right w:type="dxa" w:w="120"/>
+            </w:tcMar>
           </w:tcPr>
           <w:p>
             <w:r>
@@ -1751,6 +2542,12 @@
           <w:tcPr>
             <w:tcW w:type="dxa" w:w="5500"/>
             <w:shd w:fill="5B3DF5" w:color="auto" w:val="clear"/>
+            <w:tcMar>
+              <w:top w:type="dxa" w:w="100"/>
+              <w:left w:type="dxa" w:w="120"/>
+              <w:bottom w:type="dxa" w:w="100"/>
+              <w:right w:type="dxa" w:w="120"/>
+            </w:tcMar>
           </w:tcPr>
           <w:p>
             <w:r>
@@ -1770,6 +2567,12 @@
         <w:tc>
           <w:tcPr>
             <w:tcW w:type="dxa" w:w="1700"/>
+            <w:tcMar>
+              <w:top w:type="dxa" w:w="100"/>
+              <w:left w:type="dxa" w:w="120"/>
+              <w:bottom w:type="dxa" w:w="100"/>
+              <w:right w:type="dxa" w:w="120"/>
+            </w:tcMar>
           </w:tcPr>
           <w:p>
             <w:r>
@@ -1787,6 +2590,12 @@
         <w:tc>
           <w:tcPr>
             <w:tcW w:type="dxa" w:w="3200"/>
+            <w:tcMar>
+              <w:top w:type="dxa" w:w="100"/>
+              <w:left w:type="dxa" w:w="120"/>
+              <w:bottom w:type="dxa" w:w="100"/>
+              <w:right w:type="dxa" w:w="120"/>
+            </w:tcMar>
           </w:tcPr>
           <w:p>
             <w:r>
@@ -1804,6 +2613,12 @@
         <w:tc>
           <w:tcPr>
             <w:tcW w:type="dxa" w:w="5500"/>
+            <w:tcMar>
+              <w:top w:type="dxa" w:w="100"/>
+              <w:left w:type="dxa" w:w="120"/>
+              <w:bottom w:type="dxa" w:w="100"/>
+              <w:right w:type="dxa" w:w="120"/>
+            </w:tcMar>
           </w:tcPr>
           <w:p>
             <w:r>
@@ -1824,6 +2639,12 @@
           <w:tcPr>
             <w:tcW w:type="dxa" w:w="1700"/>
             <w:shd w:fill="F3F4F6" w:color="auto" w:val="clear"/>
+            <w:tcMar>
+              <w:top w:type="dxa" w:w="100"/>
+              <w:left w:type="dxa" w:w="120"/>
+              <w:bottom w:type="dxa" w:w="100"/>
+              <w:right w:type="dxa" w:w="120"/>
+            </w:tcMar>
           </w:tcPr>
           <w:p>
             <w:r>
@@ -1842,6 +2663,12 @@
           <w:tcPr>
             <w:tcW w:type="dxa" w:w="3200"/>
             <w:shd w:fill="F3F4F6" w:color="auto" w:val="clear"/>
+            <w:tcMar>
+              <w:top w:type="dxa" w:w="100"/>
+              <w:left w:type="dxa" w:w="120"/>
+              <w:bottom w:type="dxa" w:w="100"/>
+              <w:right w:type="dxa" w:w="120"/>
+            </w:tcMar>
           </w:tcPr>
           <w:p>
             <w:r>
@@ -1860,6 +2687,12 @@
           <w:tcPr>
             <w:tcW w:type="dxa" w:w="5500"/>
             <w:shd w:fill="F3F4F6" w:color="auto" w:val="clear"/>
+            <w:tcMar>
+              <w:top w:type="dxa" w:w="100"/>
+              <w:left w:type="dxa" w:w="120"/>
+              <w:bottom w:type="dxa" w:w="100"/>
+              <w:right w:type="dxa" w:w="120"/>
+            </w:tcMar>
           </w:tcPr>
           <w:p>
             <w:r>
@@ -1879,6 +2712,12 @@
         <w:tc>
           <w:tcPr>
             <w:tcW w:type="dxa" w:w="1700"/>
+            <w:tcMar>
+              <w:top w:type="dxa" w:w="100"/>
+              <w:left w:type="dxa" w:w="120"/>
+              <w:bottom w:type="dxa" w:w="100"/>
+              <w:right w:type="dxa" w:w="120"/>
+            </w:tcMar>
           </w:tcPr>
           <w:p>
             <w:r>
@@ -1896,6 +2735,12 @@
         <w:tc>
           <w:tcPr>
             <w:tcW w:type="dxa" w:w="3200"/>
+            <w:tcMar>
+              <w:top w:type="dxa" w:w="100"/>
+              <w:left w:type="dxa" w:w="120"/>
+              <w:bottom w:type="dxa" w:w="100"/>
+              <w:right w:type="dxa" w:w="120"/>
+            </w:tcMar>
           </w:tcPr>
           <w:p>
             <w:r>
@@ -1913,6 +2758,12 @@
         <w:tc>
           <w:tcPr>
             <w:tcW w:type="dxa" w:w="5500"/>
+            <w:tcMar>
+              <w:top w:type="dxa" w:w="100"/>
+              <w:left w:type="dxa" w:w="120"/>
+              <w:bottom w:type="dxa" w:w="100"/>
+              <w:right w:type="dxa" w:w="120"/>
+            </w:tcMar>
           </w:tcPr>
           <w:p>
             <w:r>
@@ -1933,6 +2784,12 @@
           <w:tcPr>
             <w:tcW w:type="dxa" w:w="1700"/>
             <w:shd w:fill="F3F4F6" w:color="auto" w:val="clear"/>
+            <w:tcMar>
+              <w:top w:type="dxa" w:w="100"/>
+              <w:left w:type="dxa" w:w="120"/>
+              <w:bottom w:type="dxa" w:w="100"/>
+              <w:right w:type="dxa" w:w="120"/>
+            </w:tcMar>
           </w:tcPr>
           <w:p>
             <w:r>
@@ -1951,6 +2808,12 @@
           <w:tcPr>
             <w:tcW w:type="dxa" w:w="3200"/>
             <w:shd w:fill="F3F4F6" w:color="auto" w:val="clear"/>
+            <w:tcMar>
+              <w:top w:type="dxa" w:w="100"/>
+              <w:left w:type="dxa" w:w="120"/>
+              <w:bottom w:type="dxa" w:w="100"/>
+              <w:right w:type="dxa" w:w="120"/>
+            </w:tcMar>
           </w:tcPr>
           <w:p>
             <w:r>
@@ -1969,6 +2832,12 @@
           <w:tcPr>
             <w:tcW w:type="dxa" w:w="5500"/>
             <w:shd w:fill="F3F4F6" w:color="auto" w:val="clear"/>
+            <w:tcMar>
+              <w:top w:type="dxa" w:w="100"/>
+              <w:left w:type="dxa" w:w="120"/>
+              <w:bottom w:type="dxa" w:w="100"/>
+              <w:right w:type="dxa" w:w="120"/>
+            </w:tcMar>
           </w:tcPr>
           <w:p>
             <w:r>
@@ -1988,6 +2857,12 @@
         <w:tc>
           <w:tcPr>
             <w:tcW w:type="dxa" w:w="1700"/>
+            <w:tcMar>
+              <w:top w:type="dxa" w:w="100"/>
+              <w:left w:type="dxa" w:w="120"/>
+              <w:bottom w:type="dxa" w:w="100"/>
+              <w:right w:type="dxa" w:w="120"/>
+            </w:tcMar>
           </w:tcPr>
           <w:p>
             <w:r>
@@ -2005,6 +2880,12 @@
         <w:tc>
           <w:tcPr>
             <w:tcW w:type="dxa" w:w="3200"/>
+            <w:tcMar>
+              <w:top w:type="dxa" w:w="100"/>
+              <w:left w:type="dxa" w:w="120"/>
+              <w:bottom w:type="dxa" w:w="100"/>
+              <w:right w:type="dxa" w:w="120"/>
+            </w:tcMar>
           </w:tcPr>
           <w:p>
             <w:r>
@@ -2022,6 +2903,12 @@
         <w:tc>
           <w:tcPr>
             <w:tcW w:type="dxa" w:w="5500"/>
+            <w:tcMar>
+              <w:top w:type="dxa" w:w="100"/>
+              <w:left w:type="dxa" w:w="120"/>
+              <w:bottom w:type="dxa" w:w="100"/>
+              <w:right w:type="dxa" w:w="120"/>
+            </w:tcMar>
           </w:tcPr>
           <w:p>
             <w:r>
@@ -2042,6 +2929,12 @@
           <w:tcPr>
             <w:tcW w:type="dxa" w:w="1700"/>
             <w:shd w:fill="F3F4F6" w:color="auto" w:val="clear"/>
+            <w:tcMar>
+              <w:top w:type="dxa" w:w="100"/>
+              <w:left w:type="dxa" w:w="120"/>
+              <w:bottom w:type="dxa" w:w="100"/>
+              <w:right w:type="dxa" w:w="120"/>
+            </w:tcMar>
           </w:tcPr>
           <w:p>
             <w:r>
@@ -2060,6 +2953,12 @@
           <w:tcPr>
             <w:tcW w:type="dxa" w:w="3200"/>
             <w:shd w:fill="F3F4F6" w:color="auto" w:val="clear"/>
+            <w:tcMar>
+              <w:top w:type="dxa" w:w="100"/>
+              <w:left w:type="dxa" w:w="120"/>
+              <w:bottom w:type="dxa" w:w="100"/>
+              <w:right w:type="dxa" w:w="120"/>
+            </w:tcMar>
           </w:tcPr>
           <w:p>
             <w:r>
@@ -2078,6 +2977,12 @@
           <w:tcPr>
             <w:tcW w:type="dxa" w:w="5500"/>
             <w:shd w:fill="F3F4F6" w:color="auto" w:val="clear"/>
+            <w:tcMar>
+              <w:top w:type="dxa" w:w="100"/>
+              <w:left w:type="dxa" w:w="120"/>
+              <w:bottom w:type="dxa" w:w="100"/>
+              <w:right w:type="dxa" w:w="120"/>
+            </w:tcMar>
           </w:tcPr>
           <w:p>
             <w:r>
@@ -2097,6 +3002,12 @@
         <w:tc>
           <w:tcPr>
             <w:tcW w:type="dxa" w:w="1700"/>
+            <w:tcMar>
+              <w:top w:type="dxa" w:w="100"/>
+              <w:left w:type="dxa" w:w="120"/>
+              <w:bottom w:type="dxa" w:w="100"/>
+              <w:right w:type="dxa" w:w="120"/>
+            </w:tcMar>
           </w:tcPr>
           <w:p>
             <w:r>
@@ -2114,6 +3025,12 @@
         <w:tc>
           <w:tcPr>
             <w:tcW w:type="dxa" w:w="3200"/>
+            <w:tcMar>
+              <w:top w:type="dxa" w:w="100"/>
+              <w:left w:type="dxa" w:w="120"/>
+              <w:bottom w:type="dxa" w:w="100"/>
+              <w:right w:type="dxa" w:w="120"/>
+            </w:tcMar>
           </w:tcPr>
           <w:p>
             <w:r>
@@ -2131,6 +3048,12 @@
         <w:tc>
           <w:tcPr>
             <w:tcW w:type="dxa" w:w="5500"/>
+            <w:tcMar>
+              <w:top w:type="dxa" w:w="100"/>
+              <w:left w:type="dxa" w:w="120"/>
+              <w:bottom w:type="dxa" w:w="100"/>
+              <w:right w:type="dxa" w:w="120"/>
+            </w:tcMar>
           </w:tcPr>
           <w:p>
             <w:r>
@@ -2158,7 +3081,6 @@
     <w:p>
       <w:pPr>
         <w:pStyle w:val="Heading2"/>
-        <w:spacing w:after="120" w:before="240"/>
       </w:pPr>
       <w:r>
         <w:t xml:space="preserve">4.1 Efficacy results</w:t>
@@ -2193,6 +3115,12 @@
           <w:tcPr>
             <w:tcW w:type="dxa" w:w="5200"/>
             <w:shd w:fill="5B3DF5" w:color="auto" w:val="clear"/>
+            <w:tcMar>
+              <w:top w:type="dxa" w:w="100"/>
+              <w:left w:type="dxa" w:w="120"/>
+              <w:bottom w:type="dxa" w:w="100"/>
+              <w:right w:type="dxa" w:w="120"/>
+            </w:tcMar>
           </w:tcPr>
           <w:p>
             <w:r>
@@ -2211,6 +3139,12 @@
           <w:tcPr>
             <w:tcW w:type="dxa" w:w="5200"/>
             <w:shd w:fill="5B3DF5" w:color="auto" w:val="clear"/>
+            <w:tcMar>
+              <w:top w:type="dxa" w:w="100"/>
+              <w:left w:type="dxa" w:w="120"/>
+              <w:bottom w:type="dxa" w:w="100"/>
+              <w:right w:type="dxa" w:w="120"/>
+            </w:tcMar>
           </w:tcPr>
           <w:p>
             <w:r>
@@ -2230,6 +3164,12 @@
         <w:tc>
           <w:tcPr>
             <w:tcW w:type="dxa" w:w="5200"/>
+            <w:tcMar>
+              <w:top w:type="dxa" w:w="100"/>
+              <w:left w:type="dxa" w:w="120"/>
+              <w:bottom w:type="dxa" w:w="100"/>
+              <w:right w:type="dxa" w:w="120"/>
+            </w:tcMar>
           </w:tcPr>
           <w:p>
             <w:r>
@@ -2247,6 +3187,12 @@
         <w:tc>
           <w:tcPr>
             <w:tcW w:type="dxa" w:w="5200"/>
+            <w:tcMar>
+              <w:top w:type="dxa" w:w="100"/>
+              <w:left w:type="dxa" w:w="120"/>
+              <w:bottom w:type="dxa" w:w="100"/>
+              <w:right w:type="dxa" w:w="120"/>
+            </w:tcMar>
           </w:tcPr>
           <w:p>
             <w:r>
@@ -2267,6 +3213,12 @@
           <w:tcPr>
             <w:tcW w:type="dxa" w:w="5200"/>
             <w:shd w:fill="F3F4F6" w:color="auto" w:val="clear"/>
+            <w:tcMar>
+              <w:top w:type="dxa" w:w="100"/>
+              <w:left w:type="dxa" w:w="120"/>
+              <w:bottom w:type="dxa" w:w="100"/>
+              <w:right w:type="dxa" w:w="120"/>
+            </w:tcMar>
           </w:tcPr>
           <w:p>
             <w:r>
@@ -2285,6 +3237,12 @@
           <w:tcPr>
             <w:tcW w:type="dxa" w:w="5200"/>
             <w:shd w:fill="F3F4F6" w:color="auto" w:val="clear"/>
+            <w:tcMar>
+              <w:top w:type="dxa" w:w="100"/>
+              <w:left w:type="dxa" w:w="120"/>
+              <w:bottom w:type="dxa" w:w="100"/>
+              <w:right w:type="dxa" w:w="120"/>
+            </w:tcMar>
           </w:tcPr>
           <w:p>
             <w:r>
@@ -2304,6 +3262,12 @@
         <w:tc>
           <w:tcPr>
             <w:tcW w:type="dxa" w:w="5200"/>
+            <w:tcMar>
+              <w:top w:type="dxa" w:w="100"/>
+              <w:left w:type="dxa" w:w="120"/>
+              <w:bottom w:type="dxa" w:w="100"/>
+              <w:right w:type="dxa" w:w="120"/>
+            </w:tcMar>
           </w:tcPr>
           <w:p>
             <w:r>
@@ -2321,6 +3285,12 @@
         <w:tc>
           <w:tcPr>
             <w:tcW w:type="dxa" w:w="5200"/>
+            <w:tcMar>
+              <w:top w:type="dxa" w:w="100"/>
+              <w:left w:type="dxa" w:w="120"/>
+              <w:bottom w:type="dxa" w:w="100"/>
+              <w:right w:type="dxa" w:w="120"/>
+            </w:tcMar>
           </w:tcPr>
           <w:p>
             <w:r>
@@ -2341,6 +3311,12 @@
           <w:tcPr>
             <w:tcW w:type="dxa" w:w="5200"/>
             <w:shd w:fill="F3F4F6" w:color="auto" w:val="clear"/>
+            <w:tcMar>
+              <w:top w:type="dxa" w:w="100"/>
+              <w:left w:type="dxa" w:w="120"/>
+              <w:bottom w:type="dxa" w:w="100"/>
+              <w:right w:type="dxa" w:w="120"/>
+            </w:tcMar>
           </w:tcPr>
           <w:p>
             <w:r>
@@ -2359,6 +3335,12 @@
           <w:tcPr>
             <w:tcW w:type="dxa" w:w="5200"/>
             <w:shd w:fill="F3F4F6" w:color="auto" w:val="clear"/>
+            <w:tcMar>
+              <w:top w:type="dxa" w:w="100"/>
+              <w:left w:type="dxa" w:w="120"/>
+              <w:bottom w:type="dxa" w:w="100"/>
+              <w:right w:type="dxa" w:w="120"/>
+            </w:tcMar>
           </w:tcPr>
           <w:p>
             <w:r>
@@ -2378,6 +3360,12 @@
         <w:tc>
           <w:tcPr>
             <w:tcW w:type="dxa" w:w="5200"/>
+            <w:tcMar>
+              <w:top w:type="dxa" w:w="100"/>
+              <w:left w:type="dxa" w:w="120"/>
+              <w:bottom w:type="dxa" w:w="100"/>
+              <w:right w:type="dxa" w:w="120"/>
+            </w:tcMar>
           </w:tcPr>
           <w:p>
             <w:r>
@@ -2395,6 +3383,12 @@
         <w:tc>
           <w:tcPr>
             <w:tcW w:type="dxa" w:w="5200"/>
+            <w:tcMar>
+              <w:top w:type="dxa" w:w="100"/>
+              <w:left w:type="dxa" w:w="120"/>
+              <w:bottom w:type="dxa" w:w="100"/>
+              <w:right w:type="dxa" w:w="120"/>
+            </w:tcMar>
           </w:tcPr>
           <w:p>
             <w:r>
@@ -2430,7 +3424,6 @@
     <w:p>
       <w:pPr>
         <w:pStyle w:val="Heading2"/>
-        <w:spacing w:after="120" w:before="240"/>
       </w:pPr>
       <w:r>
         <w:t xml:space="preserve">4.2 Grounded, attribution-based explanations</w:t>
@@ -2447,7 +3440,6 @@
     <w:p>
       <w:pPr>
         <w:pStyle w:val="Heading2"/>
-        <w:spacing w:after="120" w:before="240"/>
       </w:pPr>
       <w:r>
         <w:t xml:space="preserve">4.3 Zero-day discovery: closing the loop back into Identify</w:t>
@@ -2464,7 +3456,6 @@
     <w:p>
       <w:pPr>
         <w:pStyle w:val="Heading2"/>
-        <w:spacing w:after="120" w:before="240"/>
       </w:pPr>
       <w:r>
         <w:t xml:space="preserve">4.4 The decision threshold is a business-cost choice, not a fixed 0.5</w:t>
@@ -2481,7 +3472,6 @@
     <w:p>
       <w:pPr>
         <w:pStyle w:val="Heading2"/>
-        <w:spacing w:after="120" w:before="240"/>
       </w:pPr>
       <w:r>
         <w:t xml:space="preserve">4.5 Real-time feasibility, proven per transaction</w:t>
@@ -2498,7 +3488,6 @@
     <w:p>
       <w:pPr>
         <w:pStyle w:val="Heading1"/>
-        <w:spacing w:after="160" w:before="320"/>
       </w:pPr>
       <w:r>
         <w:t xml:space="preserve">5. The Self-Play Arms Race: A Real Closed Loop</w:t>
@@ -2523,7 +3512,6 @@
     <w:p>
       <w:pPr>
         <w:pStyle w:val="Heading1"/>
-        <w:spacing w:after="160" w:before="320"/>
       </w:pPr>
       <w:r>
         <w:t xml:space="preserve">6. One Architecture, Two Fraud Eras</w:t>
@@ -2540,7 +3528,6 @@
     <w:p>
       <w:pPr>
         <w:pStyle w:val="Heading1"/>
-        <w:spacing w:after="160" w:before="320"/>
       </w:pPr>
       <w:r>
         <w:t xml:space="preserve">7. Five Connected Pages, One Shared Run — Not Five Disconnected Demos</w:t>
@@ -2565,7 +3552,6 @@
     <w:p>
       <w:pPr>
         <w:pStyle w:val="Heading1"/>
-        <w:spacing w:after="160" w:before="320"/>
       </w:pPr>
       <w:r>
         <w:t xml:space="preserve">8. Real-World Feasibility</w:t>
@@ -2665,6 +3651,12 @@
           <w:tcPr>
             <w:tcW w:type="dxa" w:w="3800"/>
             <w:shd w:fill="5B3DF5" w:color="auto" w:val="clear"/>
+            <w:tcMar>
+              <w:top w:type="dxa" w:w="100"/>
+              <w:left w:type="dxa" w:w="120"/>
+              <w:bottom w:type="dxa" w:w="100"/>
+              <w:right w:type="dxa" w:w="120"/>
+            </w:tcMar>
           </w:tcPr>
           <w:p>
             <w:r>
@@ -2683,6 +3675,12 @@
           <w:tcPr>
             <w:tcW w:type="dxa" w:w="6600"/>
             <w:shd w:fill="5B3DF5" w:color="auto" w:val="clear"/>
+            <w:tcMar>
+              <w:top w:type="dxa" w:w="100"/>
+              <w:left w:type="dxa" w:w="120"/>
+              <w:bottom w:type="dxa" w:w="100"/>
+              <w:right w:type="dxa" w:w="120"/>
+            </w:tcMar>
           </w:tcPr>
           <w:p>
             <w:r>
@@ -2702,6 +3700,12 @@
         <w:tc>
           <w:tcPr>
             <w:tcW w:type="dxa" w:w="3800"/>
+            <w:tcMar>
+              <w:top w:type="dxa" w:w="100"/>
+              <w:left w:type="dxa" w:w="120"/>
+              <w:bottom w:type="dxa" w:w="100"/>
+              <w:right w:type="dxa" w:w="120"/>
+            </w:tcMar>
           </w:tcPr>
           <w:p>
             <w:r>
@@ -2719,6 +3723,12 @@
         <w:tc>
           <w:tcPr>
             <w:tcW w:type="dxa" w:w="6600"/>
+            <w:tcMar>
+              <w:top w:type="dxa" w:w="100"/>
+              <w:left w:type="dxa" w:w="120"/>
+              <w:bottom w:type="dxa" w:w="100"/>
+              <w:right w:type="dxa" w:w="120"/>
+            </w:tcMar>
           </w:tcPr>
           <w:p>
             <w:r>
@@ -2739,6 +3749,12 @@
           <w:tcPr>
             <w:tcW w:type="dxa" w:w="3800"/>
             <w:shd w:fill="F3F4F6" w:color="auto" w:val="clear"/>
+            <w:tcMar>
+              <w:top w:type="dxa" w:w="100"/>
+              <w:left w:type="dxa" w:w="120"/>
+              <w:bottom w:type="dxa" w:w="100"/>
+              <w:right w:type="dxa" w:w="120"/>
+            </w:tcMar>
           </w:tcPr>
           <w:p>
             <w:r>
@@ -2757,6 +3773,12 @@
           <w:tcPr>
             <w:tcW w:type="dxa" w:w="6600"/>
             <w:shd w:fill="F3F4F6" w:color="auto" w:val="clear"/>
+            <w:tcMar>
+              <w:top w:type="dxa" w:w="100"/>
+              <w:left w:type="dxa" w:w="120"/>
+              <w:bottom w:type="dxa" w:w="100"/>
+              <w:right w:type="dxa" w:w="120"/>
+            </w:tcMar>
           </w:tcPr>
           <w:p>
             <w:r>
@@ -2776,6 +3798,12 @@
         <w:tc>
           <w:tcPr>
             <w:tcW w:type="dxa" w:w="3800"/>
+            <w:tcMar>
+              <w:top w:type="dxa" w:w="100"/>
+              <w:left w:type="dxa" w:w="120"/>
+              <w:bottom w:type="dxa" w:w="100"/>
+              <w:right w:type="dxa" w:w="120"/>
+            </w:tcMar>
           </w:tcPr>
           <w:p>
             <w:r>
@@ -2793,6 +3821,12 @@
         <w:tc>
           <w:tcPr>
             <w:tcW w:type="dxa" w:w="6600"/>
+            <w:tcMar>
+              <w:top w:type="dxa" w:w="100"/>
+              <w:left w:type="dxa" w:w="120"/>
+              <w:bottom w:type="dxa" w:w="100"/>
+              <w:right w:type="dxa" w:w="120"/>
+            </w:tcMar>
           </w:tcPr>
           <w:p>
             <w:r>
@@ -2819,15 +3853,20 @@
     </w:p>
     <w:p>
       <w:pPr>
-        <w:spacing w:after="140"/>
+        <w:pBdr>
+          <w:left w:val="single" w:color="0D8F72" w:sz="24" w:space="8"/>
+        </w:pBdr>
+        <w:shd w:fill="ECFDF5" w:color="auto" w:val="clear"/>
+        <w:spacing w:after="220" w:before="160"/>
+        <w:ind w:left="40"/>
       </w:pPr>
       <w:r>
         <w:rPr>
           <w:i/>
           <w:iCs/>
-          <w:color w:val="6B7280"/>
-          <w:sz w:val="18"/>
-          <w:szCs w:val="18"/>
+          <w:color w:val="111827"/>
+          <w:sz w:val="20"/>
+          <w:szCs w:val="20"/>
         </w:rPr>
         <w:t xml:space="preserve">Stated plainly rather than glossed over: the prototype's data store is process-local and in-memory, appropriate for a demo, not a production deployment — a real deployment would back batches, trained models, and reports with a real datastore and per-session isolation. This is called out explicitly in the codebase (backend/app/store.py) and was the subject of a concrete fix during development: detectors are now keyed by batch_id rather than a single 'last trained' pointer, so that scoring two different batches in the same process session does not silently corrupt each other's results — verified with two real batches scored back to back.</w:t>
       </w:r>
@@ -2835,7 +3874,6 @@
     <w:p>
       <w:pPr>
         <w:pStyle w:val="Heading1"/>
-        <w:spacing w:after="160" w:before="320"/>
       </w:pPr>
       <w:r>
         <w:t xml:space="preserve">9. Novelty Summary</w:t>
@@ -2852,7 +3890,7 @@
     <w:p>
       <w:pPr>
         <w:pBdr>
-          <w:bottom w:val="single" w:color="CCCCCC" w:sz="6" w:space="1"/>
+          <w:bottom w:val="single" w:color="D1D5DB" w:sz="6" w:space="1"/>
         </w:pBdr>
         <w:spacing w:after="200"/>
       </w:pPr>
@@ -2873,6 +3911,8 @@
       </w:r>
     </w:p>
     <w:sectPr>
+      <w:headerReference w:type="default" r:id="rId7"/>
+      <w:footerReference w:type="default" r:id="rId8"/>
       <w:pgSz w:w="12240" w:h="15840" w:orient="portrait"/>
       <w:pgMar w:top="1080" w:right="1080" w:bottom="1080" w:left="1080" w:header="708" w:footer="708" w:gutter="0"/>
       <w:pgNumType/>
@@ -2923,6 +3963,65 @@
 </w:endnotes>
 </file>
 
+<file path=word/footer1.xml><?xml version="1.0" encoding="utf-8"?>
+<w:ftr xmlns:wpc="http://schemas.microsoft.com/office/word/2010/wordprocessingCanvas" xmlns:mc="http://schemas.openxmlformats.org/markup-compatibility/2006" xmlns:o="urn:schemas-microsoft-com:office:office" xmlns:r="http://schemas.openxmlformats.org/officeDocument/2006/relationships" xmlns:m="http://schemas.openxmlformats.org/officeDocument/2006/math" xmlns:v="urn:schemas-microsoft-com:vml" xmlns:wp14="http://schemas.microsoft.com/office/word/2010/wordprocessingDrawing" xmlns:wp="http://schemas.openxmlformats.org/drawingml/2006/wordprocessingDrawing" xmlns:w10="urn:schemas-microsoft-com:office:word" xmlns:w="http://schemas.openxmlformats.org/wordprocessingml/2006/main" xmlns:w14="http://schemas.microsoft.com/office/word/2010/wordml" xmlns:w15="http://schemas.microsoft.com/office/word/2012/wordml" xmlns:wpg="http://schemas.microsoft.com/office/word/2010/wordprocessingGroup" xmlns:wpi="http://schemas.microsoft.com/office/word/2010/wordprocessingInk" xmlns:wne="http://schemas.microsoft.com/office/word/2006/wordml" xmlns:wps="http://schemas.microsoft.com/office/word/2010/wordprocessingShape">
+  <w:p>
+    <w:pPr>
+      <w:pBdr>
+        <w:top w:val="single" w:color="E5E7EB" w:sz="4" w:space="4"/>
+      </w:pBdr>
+      <w:jc w:val="center"/>
+    </w:pPr>
+    <w:r>
+      <w:rPr>
+        <w:color w:val="6B7280"/>
+        <w:sz w:val="14"/>
+        <w:szCs w:val="14"/>
+      </w:rPr>
+      <w:t xml:space="preserve">Mastercard Innovation Challenge @ GFF 2026</w:t>
+    </w:r>
+    <w:r>
+      <w:rPr>
+        <w:color w:val="6B7280"/>
+        <w:sz w:val="14"/>
+        <w:szCs w:val="14"/>
+      </w:rPr>
+      <w:t xml:space="preserve">   ·   Page </w:t>
+    </w:r>
+    <w:r>
+      <w:rPr>
+        <w:color w:val="6B7280"/>
+        <w:sz w:val="14"/>
+        <w:szCs w:val="14"/>
+      </w:rPr>
+      <w:fldChar w:fldCharType="begin"/>
+      <w:instrText xml:space="preserve">PAGE</w:instrText>
+      <w:fldChar w:fldCharType="separate"/>
+      <w:fldChar w:fldCharType="end"/>
+    </w:r>
+    <w:r>
+      <w:rPr>
+        <w:color w:val="6B7280"/>
+        <w:sz w:val="14"/>
+        <w:szCs w:val="14"/>
+      </w:rPr>
+      <w:t xml:space="preserve"> of </w:t>
+    </w:r>
+    <w:r>
+      <w:rPr>
+        <w:color w:val="6B7280"/>
+        <w:sz w:val="14"/>
+        <w:szCs w:val="14"/>
+      </w:rPr>
+      <w:fldChar w:fldCharType="begin"/>
+      <w:instrText xml:space="preserve">NUMPAGES</w:instrText>
+      <w:fldChar w:fldCharType="separate"/>
+      <w:fldChar w:fldCharType="end"/>
+    </w:r>
+  </w:p>
+</w:ftr>
+</file>
+
 <file path=word/footnotes.xml><?xml version="1.0" encoding="utf-8"?>
 <w:footnotes xmlns:wpc="http://schemas.microsoft.com/office/word/2010/wordprocessingCanvas" xmlns:mc="http://schemas.openxmlformats.org/markup-compatibility/2006" xmlns:o="urn:schemas-microsoft-com:office:office" xmlns:r="http://schemas.openxmlformats.org/officeDocument/2006/relationships" xmlns:m="http://schemas.openxmlformats.org/officeDocument/2006/math" xmlns:v="urn:schemas-microsoft-com:vml" xmlns:wp14="http://schemas.microsoft.com/office/word/2010/wordprocessingDrawing" xmlns:wp="http://schemas.openxmlformats.org/drawingml/2006/wordprocessingDrawing" xmlns:w10="urn:schemas-microsoft-com:office:word" xmlns:w="http://schemas.openxmlformats.org/wordprocessingml/2006/main" xmlns:w14="http://schemas.microsoft.com/office/word/2010/wordml" xmlns:w15="http://schemas.microsoft.com/office/word/2012/wordml" xmlns:wpg="http://schemas.microsoft.com/office/word/2010/wordprocessingGroup" xmlns:wpi="http://schemas.microsoft.com/office/word/2010/wordprocessingInk" xmlns:wne="http://schemas.microsoft.com/office/word/2006/wordml" xmlns:wps="http://schemas.microsoft.com/office/word/2010/wordprocessingShape" mc:Ignorable="w14 w15 wp14">
   <w:footnote w:type="separator" w:id="-1">
@@ -2958,6 +4057,37 @@
     </w:p>
   </w:footnote>
 </w:footnotes>
+</file>
+
+<file path=word/header1.xml><?xml version="1.0" encoding="utf-8"?>
+<w:hdr xmlns:wpc="http://schemas.microsoft.com/office/word/2010/wordprocessingCanvas" xmlns:mc="http://schemas.openxmlformats.org/markup-compatibility/2006" xmlns:o="urn:schemas-microsoft-com:office:office" xmlns:r="http://schemas.openxmlformats.org/officeDocument/2006/relationships" xmlns:m="http://schemas.openxmlformats.org/officeDocument/2006/math" xmlns:v="urn:schemas-microsoft-com:vml" xmlns:wp14="http://schemas.microsoft.com/office/word/2010/wordprocessingDrawing" xmlns:wp="http://schemas.openxmlformats.org/drawingml/2006/wordprocessingDrawing" xmlns:w10="urn:schemas-microsoft-com:office:word" xmlns:w="http://schemas.openxmlformats.org/wordprocessingml/2006/main" xmlns:w14="http://schemas.microsoft.com/office/word/2010/wordml" xmlns:w15="http://schemas.microsoft.com/office/word/2012/wordml" xmlns:wpg="http://schemas.microsoft.com/office/word/2010/wordprocessingGroup" xmlns:wpi="http://schemas.microsoft.com/office/word/2010/wordprocessingInk" xmlns:wne="http://schemas.microsoft.com/office/word/2006/wordml" xmlns:wps="http://schemas.microsoft.com/office/word/2010/wordprocessingShape" xmlns:cx="http://schemas.microsoft.com/office/drawing/2014/chartex" xmlns:cx1="http://schemas.microsoft.com/office/drawing/2015/9/8/chartex" xmlns:cx2="http://schemas.microsoft.com/office/drawing/2015/10/21/chartex" xmlns:cx3="http://schemas.microsoft.com/office/drawing/2016/5/9/chartex" xmlns:cx4="http://schemas.microsoft.com/office/drawing/2016/5/10/chartex" xmlns:cx5="http://schemas.microsoft.com/office/drawing/2016/5/11/chartex" xmlns:cx6="http://schemas.microsoft.com/office/drawing/2016/5/12/chartex" xmlns:cx7="http://schemas.microsoft.com/office/drawing/2016/5/13/chartex" xmlns:cx8="http://schemas.microsoft.com/office/drawing/2016/5/14/chartex" xmlns:w16cid="http://schemas.microsoft.com/office/word/2016/wordml/cid" xmlns:w16se="http://schemas.microsoft.com/office/word/2015/wordml/symex">
+  <w:p>
+    <w:pPr>
+      <w:pBdr>
+        <w:bottom w:val="single" w:color="E5E7EB" w:sz="4" w:space="4"/>
+      </w:pBdr>
+      <w:jc w:val="right"/>
+    </w:pPr>
+    <w:r>
+      <w:rPr>
+        <w:b/>
+        <w:bCs/>
+        <w:color w:val="5B3DF5"/>
+        <w:sz w:val="14"/>
+        <w:szCs w:val="14"/>
+      </w:rPr>
+      <w:t xml:space="preserve">OUROBOROS</w:t>
+    </w:r>
+    <w:r>
+      <w:rPr>
+        <w:color w:val="6B7280"/>
+        <w:sz w:val="14"/>
+        <w:szCs w:val="14"/>
+      </w:rPr>
+      <w:t xml:space="preserve">  ·  Solution Walkthrough</w:t>
+    </w:r>
+  </w:p>
+</w:hdr>
 </file>
 
 <file path=word/numbering.xml><?xml version="1.0" encoding="utf-8"?>
@@ -3076,7 +4206,14 @@
 <file path=word/styles.xml><?xml version="1.0" encoding="utf-8"?>
 <w:styles xmlns:mc="http://schemas.openxmlformats.org/markup-compatibility/2006" xmlns:r="http://schemas.openxmlformats.org/officeDocument/2006/relationships" xmlns:w="http://schemas.openxmlformats.org/wordprocessingml/2006/main" xmlns:w14="http://schemas.microsoft.com/office/word/2010/wordml" xmlns:w15="http://schemas.microsoft.com/office/word/2012/wordml" mc:Ignorable="w14 w15">
   <w:docDefaults>
-    <w:rPrDefault/>
+    <w:rPrDefault>
+      <w:rPr>
+        <w:rFonts w:ascii="Calibri" w:cs="Calibri" w:eastAsia="Calibri" w:hAnsi="Calibri"/>
+        <w:color w:val="111827"/>
+        <w:sz w:val="20"/>
+        <w:szCs w:val="20"/>
+      </w:rPr>
+    </w:rPrDefault>
     <w:pPrDefault/>
   </w:docDefaults>
   <w:style w:type="paragraph" w:styleId="Title">
@@ -3250,5 +4387,59 @@
       <w:szCs w:val="20"/>
     </w:rPr>
   </w:style>
+  <w:style w:type="paragraph" w:styleId="Title">
+    <w:name w:val="Title"/>
+    <w:basedOn w:val="Normal"/>
+    <w:next w:val="Normal"/>
+    <w:qFormat/>
+    <w:pPr>
+      <w:spacing w:after="80"/>
+    </w:pPr>
+    <w:rPr>
+      <w:rFonts w:ascii="Calibri" w:cs="Calibri" w:eastAsia="Calibri" w:hAnsi="Calibri"/>
+      <w:b/>
+      <w:bCs/>
+      <w:color w:val="5B3DF5"/>
+      <w:sz w:val="72"/>
+      <w:szCs w:val="72"/>
+    </w:rPr>
+  </w:style>
+  <w:style w:type="paragraph" w:styleId="Heading1">
+    <w:name w:val="Heading 1"/>
+    <w:basedOn w:val="Normal"/>
+    <w:next w:val="Normal"/>
+    <w:qFormat/>
+    <w:pPr>
+      <w:pBdr>
+        <w:bottom w:val="single" w:color="5B3DF5" w:sz="8" w:space="6"/>
+      </w:pBdr>
+      <w:spacing w:after="200" w:before="420"/>
+    </w:pPr>
+    <w:rPr>
+      <w:rFonts w:ascii="Calibri" w:cs="Calibri" w:eastAsia="Calibri" w:hAnsi="Calibri"/>
+      <w:b/>
+      <w:bCs/>
+      <w:color w:val="111827"/>
+      <w:sz w:val="30"/>
+      <w:szCs w:val="30"/>
+    </w:rPr>
+  </w:style>
+  <w:style w:type="paragraph" w:styleId="Heading2">
+    <w:name w:val="Heading 2"/>
+    <w:basedOn w:val="Normal"/>
+    <w:next w:val="Normal"/>
+    <w:qFormat/>
+    <w:pPr>
+      <w:spacing w:after="140" w:before="280"/>
+    </w:pPr>
+    <w:rPr>
+      <w:rFonts w:ascii="Calibri" w:cs="Calibri" w:eastAsia="Calibri" w:hAnsi="Calibri"/>
+      <w:b/>
+      <w:bCs/>
+      <w:color w:val="0D8F72"/>
+      <w:sz w:val="23"/>
+      <w:szCs w:val="23"/>
+    </w:rPr>
+  </w:style>
 </w:styles>
 </file>
--- a/docs/Ouroboros_Solution_Walkthrough.docx
+++ b/docs/Ouroboros_Solution_Walkthrough.docx
@@ -360,6 +360,84 @@
     </w:p>
     <w:p>
       <w:pPr>
+        <w:pStyle w:val="Heading2"/>
+      </w:pPr>
+      <w:r>
+        <w:t xml:space="preserve">Architecture at a Glance</w:t>
+      </w:r>
+    </w:p>
+    <w:p>
+      <w:pPr>
+        <w:spacing w:after="140"/>
+      </w:pPr>
+      <w:r>
+        <w:t xml:space="preserve">The pipeline runs left to right — Identify, Generate, Defend — and closes twice via the two dashed feedback paths: the self-play arms race escalates evasion specifically on what the detector just caught, and zero-day discovery mines the detector's blind spot for candidate attack vectors it proposes back into the taxonomy.</w:t>
+      </w:r>
+    </w:p>
+    <w:p>
+      <w:pPr>
+        <w:spacing w:after="80" w:before="120"/>
+        <w:jc w:val="center"/>
+      </w:pPr>
+      <w:r>
+        <w:drawing>
+          <wp:inline distT="0" distB="0" distL="0" distR="0">
+            <wp:extent cx="5905500" cy="3324225"/>
+            <wp:effectExtent t="0" r="0" b="0" l="0"/>
+            <wp:docPr id="1" name="" descr="" title=""/>
+            <wp:cNvGraphicFramePr>
+              <a:graphicFrameLocks xmlns:a="http://schemas.openxmlformats.org/drawingml/2006/main" noChangeAspect="1"/>
+            </wp:cNvGraphicFramePr>
+            <a:graphic xmlns:a="http://schemas.openxmlformats.org/drawingml/2006/main">
+              <a:graphicData uri="http://schemas.openxmlformats.org/drawingml/2006/picture">
+                <pic:pic xmlns:pic="http://schemas.openxmlformats.org/drawingml/2006/picture">
+                  <pic:nvPicPr>
+                    <pic:cNvPr id="0" name="" descr=""/>
+                    <pic:cNvPicPr>
+                      <a:picLocks noChangeAspect="1" noChangeArrowheads="1"/>
+                    </pic:cNvPicPr>
+                  </pic:nvPicPr>
+                  <pic:blipFill>
+                    <a:blip r:embed="rId9" cstate="none"/>
+                    <a:srcRect/>
+                    <a:stretch>
+                      <a:fillRect/>
+                    </a:stretch>
+                  </pic:blipFill>
+                  <pic:spPr bwMode="auto">
+                    <a:xfrm>
+                      <a:off x="0" y="0"/>
+                      <a:ext cx="5905500" cy="3324225"/>
+                    </a:xfrm>
+                    <a:prstGeom prst="rect">
+                      <a:avLst/>
+                    </a:prstGeom>
+                  </pic:spPr>
+                </pic:pic>
+              </a:graphicData>
+            </a:graphic>
+          </wp:inline>
+        </w:drawing>
+      </w:r>
+    </w:p>
+    <w:p>
+      <w:pPr>
+        <w:spacing w:after="260"/>
+        <w:jc w:val="center"/>
+      </w:pPr>
+      <w:r>
+        <w:rPr>
+          <w:i/>
+          <w:iCs/>
+          <w:color w:val="6B7280"/>
+          <w:sz w:val="16"/>
+          <w:szCs w:val="16"/>
+        </w:rPr>
+        <w:t xml:space="preserve">Figure 1. The closed loop: three pillars plus the two feedback mechanisms that make it a loop, not a pipeline.</w:t>
+      </w:r>
+    </w:p>
+    <w:p>
+      <w:pPr>
         <w:pStyle w:val="Heading1"/>
       </w:pPr>
       <w:r>
@@ -1931,9 +2009,13 @@
     </w:tbl>
     <w:p>
       <w:pPr>
-        <w:spacing w:after="140"/>
-      </w:pPr>
-      <w:r>
+        <w:spacing w:after="160" w:before="0"/>
+      </w:pPr>
+      <w:r>
+        <w:rPr>
+          <w:sz w:val="2"/>
+          <w:szCs w:val="2"/>
+        </w:rPr>
         <w:t xml:space="preserve"/>
       </w:r>
     </w:p>
@@ -2430,9 +2512,13 @@
     </w:tbl>
     <w:p>
       <w:pPr>
-        <w:spacing w:after="140"/>
-      </w:pPr>
-      <w:r>
+        <w:spacing w:after="160" w:before="0"/>
+      </w:pPr>
+      <w:r>
+        <w:rPr>
+          <w:sz w:val="2"/>
+          <w:szCs w:val="2"/>
+        </w:rPr>
         <w:t xml:space="preserve"/>
       </w:r>
     </w:p>
@@ -3072,9 +3158,13 @@
     </w:tbl>
     <w:p>
       <w:pPr>
-        <w:spacing w:after="140"/>
-      </w:pPr>
-      <w:r>
+        <w:spacing w:after="160" w:before="0"/>
+      </w:pPr>
+      <w:r>
+        <w:rPr>
+          <w:sz w:val="2"/>
+          <w:szCs w:val="2"/>
+        </w:rPr>
         <w:t xml:space="preserve"/>
       </w:r>
     </w:p>
@@ -3407,9 +3497,13 @@
     </w:tbl>
     <w:p>
       <w:pPr>
-        <w:spacing w:after="140"/>
-      </w:pPr>
-      <w:r>
+        <w:spacing w:after="160" w:before="0"/>
+      </w:pPr>
+      <w:r>
+        <w:rPr>
+          <w:sz w:val="2"/>
+          <w:szCs w:val="2"/>
+        </w:rPr>
         <w:t xml:space="preserve"/>
       </w:r>
     </w:p>
@@ -3624,9 +3718,13 @@
     </w:p>
     <w:p>
       <w:pPr>
-        <w:spacing w:after="140"/>
-      </w:pPr>
-      <w:r>
+        <w:spacing w:after="160" w:before="0"/>
+      </w:pPr>
+      <w:r>
+        <w:rPr>
+          <w:sz w:val="2"/>
+          <w:szCs w:val="2"/>
+        </w:rPr>
         <w:t xml:space="preserve"/>
       </w:r>
     </w:p>
@@ -3845,9 +3943,13 @@
     </w:tbl>
     <w:p>
       <w:pPr>
-        <w:spacing w:after="140"/>
-      </w:pPr>
-      <w:r>
+        <w:spacing w:after="160" w:before="0"/>
+      </w:pPr>
+      <w:r>
+        <w:rPr>
+          <w:sz w:val="2"/>
+          <w:szCs w:val="2"/>
+        </w:rPr>
         <w:t xml:space="preserve"/>
       </w:r>
     </w:p>
